--- a/DL_ASS02_23F_0524.docx
+++ b/DL_ASS02_23F_0524.docx
@@ -4,7 +4,7 @@
   <w:body>
     <w:p>
       <w:pPr>
-        <w:spacing w:before="480" w:after="600" w:line="312" w:lineRule="auto"/>
+        <w:spacing w:before="600" w:after="720" w:line="312" w:lineRule="auto"/>
         <w:jc w:val="center"/>
       </w:pPr>
       <w:r>
@@ -24,7 +24,7 @@
     </w:p>
     <w:p>
       <w:pPr>
-        <w:spacing w:before="0" w:after="600" w:line="276" w:lineRule="auto"/>
+        <w:spacing w:before="0" w:after="720" w:line="276" w:lineRule="auto"/>
         <w:jc w:val="center"/>
       </w:pPr>
       <w:r>
@@ -40,7 +40,7 @@
     </w:p>
     <w:p>
       <w:pPr>
-        <w:spacing w:before="200" w:after="320" w:line="276" w:lineRule="auto"/>
+        <w:spacing w:before="240" w:after="360" w:line="276" w:lineRule="auto"/>
         <w:jc w:val="center"/>
       </w:pPr>
       <w:r>
@@ -56,7 +56,7 @@
     </w:p>
     <w:p>
       <w:pPr>
-        <w:spacing w:before="320" w:after="720" w:line="288" w:lineRule="auto"/>
+        <w:spacing w:before="360" w:after="720" w:line="288" w:lineRule="auto"/>
         <w:jc w:val="center"/>
       </w:pPr>
       <w:r>
@@ -70,12 +70,12 @@
         <w:t>ASSIGNMENT 2 — SECTION B REPORT</w:t>
         <w:br/>
         <w:br/>
-        <w:t>ROBUST MULTI-SCALE INCEPTION NETWORK FOR SAMPLE-CONSTRAINED CIFAR-10 CLASSIFICATION UNDER DISTRIBUTION SHIFT</w:t>
+        <w:t>ROBUST IMAGE CLASSIFICATION UNDER DISTRIBUTION SHIFT WITH LIMITED CIFAR-10 DATA</w:t>
       </w:r>
     </w:p>
     <w:p>
       <w:pPr>
-        <w:spacing w:before="480" w:after="720" w:line="336" w:lineRule="auto"/>
+        <w:spacing w:before="720" w:after="720" w:line="336" w:lineRule="auto"/>
         <w:jc w:val="center"/>
       </w:pPr>
       <w:r>
@@ -86,7 +86,7 @@
           <w:color w:val="000000"/>
           <w:sz w:val="24"/>
         </w:rPr>
-        <w:t>Candidate Name: Muhammad Ajmal Razaq</w:t>
+        <w:t>Student Name: Muhammad Ajmal Razaq</w:t>
         <w:br/>
         <w:t>Roll Number: 23F-0524</w:t>
         <w:br/>
@@ -94,14 +94,14 @@
         <w:br/>
         <w:t>Instructor: Department of Computer Science, FAST-NUCES</w:t>
         <w:br/>
-        <w:t>Source Repository: https://github.com/theajmalrazaq/dlpass</w:t>
+        <w:t>GitHub Repository: https://github.com/theajmalrazaq/dlpass</w:t>
         <w:br/>
         <w:t>Date of Submission: October 2024</w:t>
       </w:r>
     </w:p>
     <w:p>
       <w:pPr>
-        <w:spacing w:before="400" w:after="400" w:line="276" w:lineRule="auto"/>
+        <w:spacing w:before="480" w:after="480" w:line="276" w:lineRule="auto"/>
         <w:jc w:val="center"/>
       </w:pPr>
       <w:r>
@@ -146,7 +146,7 @@
           <w:color w:val="000000"/>
           <w:sz w:val="24"/>
         </w:rPr>
-        <w:t>This report documents the architectural design, empirical ablation matrix, and failure diagnosis for Section B of Assignment 2. The task evaluates deep model generalization under extreme data scarcity (exactly 400 clean training instances, 40 per class) when evaluated against severe test-time distribution shifts (10,000 corrupted images featuring seeded rotation, brightness/contrast degradation, 25% rectangular occlusion, and defocus blur).</w:t>
+        <w:t>This report details our design choices, ablation experiments, and error analysis for Section B of Assignment 2. The task requires training a convolutional network from scratch on only 400 clean CIFAR-10 images (40 per class) with 100 validation images, keeping total parameters under 1,000,000, and testing its resilience on 10,000 test images corrupted by rotation, lighting changes, random occlusion, and blur.</w:t>
       </w:r>
     </w:p>
     <w:p>
@@ -162,7 +162,7 @@
           <w:color w:val="000000"/>
           <w:sz w:val="22"/>
         </w:rPr>
-        <w:t>Key Experimental Deliverables Summary</w:t>
+        <w:t>Submission Summary Highlights</w:t>
       </w:r>
     </w:p>
     <w:tbl>
@@ -230,7 +230,7 @@
                 <w:color w:val="000000"/>
                 <w:sz w:val="21"/>
               </w:rPr>
-              <w:t>23.16 ± 0.67% (Seed 42: 22.46%)</w:t>
+              <w:t>23.16 ± 0.67% (Seed 42 single run: 22.46%)</w:t>
             </w:r>
           </w:p>
         </w:tc>
@@ -261,7 +261,7 @@
                 <w:color w:val="000000"/>
                 <w:sz w:val="21"/>
               </w:rPr>
-              <w:t>Optimal Configuration:</w:t>
+              <w:t>Optimal Training Configuration:</w:t>
             </w:r>
           </w:p>
         </w:tc>
@@ -350,7 +350,7 @@
                 <w:color w:val="000000"/>
                 <w:sz w:val="21"/>
               </w:rPr>
-              <w:t>Cutout / Random Erasing (+3.13% gain over combo, matching 25% occlusion)</w:t>
+              <w:t>Cutout / Random Erasing (+3.13% gain over geometric+photometric, countering 25% occlusion)</w:t>
             </w:r>
           </w:p>
         </w:tc>
@@ -426,7 +426,7 @@
           <w:color w:val="000000"/>
           <w:sz w:val="24"/>
         </w:rPr>
-        <w:t>Our engineered architecture, MultiScaleInceptionNet, contains exactly 91,618 trainable parameters—consuming merely ~11.8% of the 1,000,000 parameter allowance. Below, we provide comprehensive answers to Parts A through F.</w:t>
+        <w:t>Our model, MultiScaleInceptionNet, contains exactly 91,618 parameters—well under the 1,000,000 ceiling. It combines a two-stage stem, two Inception blocks (1x1, 3x3, 5x5, and maxpool branches), and a regularized classification head.</w:t>
       </w:r>
     </w:p>
     <w:p>
@@ -442,7 +442,7 @@
           <w:color w:val="000000"/>
           <w:sz w:val="28"/>
         </w:rPr>
-        <w:t>2. Part A: Baseline Execution &amp; Failure Diagnosis</w:t>
+        <w:t>2. Part A: Baseline Model &amp; Failure Diagnosis</w:t>
       </w:r>
     </w:p>
     <w:p>
@@ -455,7 +455,7 @@
           <w:color w:val="000000"/>
           <w:sz w:val="24"/>
         </w:rPr>
-        <w:t>The baseline network is trained on the 400 clean images with no data augmentation using random seed 42. Training employs AdamW with weight decay 3e-4 and a cosine annealing learning rate schedule for 45 epochs.</w:t>
+        <w:t>We first trained the baseline network on the 400 clean images with zero augmentation using random seed 42. Training ran for 45 epochs using AdamW (learning rate 0.003, weight decay 3e-4) with cosine annealing learning rate decay.</w:t>
         <w:br/>
         <w:t>- Training Accuracy: 100.00%</w:t>
         <w:br/>
@@ -465,7 +465,7 @@
         <w:br/>
         <w:t>- Shifted Test Accuracy: 13.91%</w:t>
         <w:br/>
-        <w:t>- Generalization Gap (Clean minus Shifted): 30.53%</w:t>
+        <w:t>- Generalization Gap (Clean vs Shifted): 30.53%</w:t>
       </w:r>
     </w:p>
     <w:p>
@@ -521,7 +521,7 @@
           <w:color w:val="000000"/>
           <w:sz w:val="20"/>
         </w:rPr>
-        <w:t>Figure 1: Baseline MultiScaleInceptionNet convergence trajectories on 400 clean training samples. Left: Cross-entropy loss. Right: Classification accuracy.</w:t>
+        <w:t>Figure 1: Baseline learning curves on 400 clean images. Left: Cross-entropy loss. Right: Classification accuracy.</w:t>
       </w:r>
     </w:p>
     <w:p>
@@ -537,7 +537,7 @@
           <w:color w:val="000000"/>
           <w:sz w:val="24"/>
         </w:rPr>
-        <w:t>Diagnostic Explanation of the Gap (3-4 Lines):</w:t>
+        <w:t>Diagnostic Explanation of the Gap:</w:t>
       </w:r>
     </w:p>
     <w:p>
@@ -550,7 +550,7 @@
           <w:color w:val="000000"/>
           <w:sz w:val="24"/>
         </w:rPr>
-        <w:t>The stark disparity between clean-test accuracy and shifted-test accuracy stems from a catastrophic combination of extreme overfitting and severe covariate shift. With only 400 clean images, the model memorizes idiosyncratic pixel shortcuts rather than invariant class semantics, driving training accuracy to near 100%. When exposed to the shifted test set, synthetic rotation, sensor noise, 25% rectangular occlusion, and defocus blur erase those high-frequency pixel shortcuts, causing representations to collapse down toward random chance (~10-13%).</w:t>
+        <w:t>The gap between clean test accuracy (44.44%) and shifted test accuracy (13.91%) is driven by two combined problems: severe overfitting and covariate shift. With only 400 clean training examples, the network easily memorizes specific pixel values rather than general object silhouettes, pushing training accuracy to 100%. When presented with rotated, blurred, and occluded test images, those high-frequency pixel shortcuts disappear, and predictions drop down near random guessing (10%).</w:t>
       </w:r>
     </w:p>
     <w:p>
@@ -566,7 +566,7 @@
           <w:color w:val="000000"/>
           <w:sz w:val="28"/>
         </w:rPr>
-        <w:t>3. Part B: Augmentation Strategy Design &amp; Critical Inquiries</w:t>
+        <w:t>3. Part B: Augmentation Strategy Design &amp; Trade-offs</w:t>
       </w:r>
     </w:p>
     <w:p>
@@ -579,7 +579,7 @@
           <w:color w:val="000000"/>
           <w:sz w:val="24"/>
         </w:rPr>
-        <w:t>To establish robustness against composite distribution shifts, we assemble a staged augmentation pipeline consisting of random reflective cropping (32x32 with padding 4), horizontal mirroring (p=0.5), bounded in-plane rotation (+/-25 degrees), photometric color jitter (brightness, contrast, saturation), Gaussian defocus blur, additive sensor noise, Cutout/Random Erasing, and Mixup blending with label smoothing.</w:t>
+        <w:t>To build resistance against composite test perturbations, our training pipeline applies random cropping (32x32, padding 4), horizontal flips, rotations up to ±25°, color jitter, Gaussian blur, sensor noise, Cutout, and Mixup with label smoothing.</w:t>
       </w:r>
     </w:p>
     <w:p>
@@ -608,7 +608,7 @@
           <w:color w:val="000000"/>
           <w:sz w:val="24"/>
         </w:rPr>
-        <w:t>Vertical flipping unequivocally hurts classification performance on CIFAR-10. Visual objects in CIFAR-10 are overwhelmingly terrestrial and constrained by natural gravity (automobiles, trucks, horses, dogs, frogs, ships, airplanes). In real-world observation, skies appear above and road surfaces or ground planes appear below. Inverting images upside down generates physically implausible visual geometries that are absent from both the clean and shifted test distributions. Forcing a capacity-constrained network trained on merely 400 samples to learn vertical orientation invariance misallocates representational capacity and degrades decision boundaries.</w:t>
+        <w:t>Vertical flipping clearly hurts performance on CIFAR-10. Real-world objects in this dataset (cars, trucks, horses, dogs, ships, planes) are bound by gravity. In normal photography, the ground is below and the sky is above. Flipping an image upside down produces orientations that never appear in either clean or shifted test sets. On a tiny training set of 400 images, teaching the network to recognize inverted cars wastes limited capacity and blurs valid decision boundaries.</w:t>
       </w:r>
     </w:p>
     <w:p>
@@ -624,7 +624,7 @@
           <w:color w:val="000000"/>
           <w:sz w:val="24"/>
         </w:rPr>
-        <w:t>Question 2: If you augment with rotation up to +/-90 degrees but the test only has +/-25 degrees, what is the trade-off?</w:t>
+        <w:t>Question 2: If you augment with rotation up to ±90° but the test only has ±25°, what is the trade-off?</w:t>
       </w:r>
     </w:p>
     <w:p>
@@ -637,7 +637,7 @@
           <w:color w:val="000000"/>
           <w:sz w:val="24"/>
         </w:rPr>
-        <w:t>The trade-off balances geometric invariance against feature specificity. Augmenting up to +/-90 degrees forces the network to learn rotational invariance across unnatural perpendicular perspectives (e.g., vertical cars or horizontal standing animals). While this expands mathematical invariance, it dilutes the canonical upright representations required for clean CIFAR-10 classification. Because the shifted test set contains rotations bounded strictly within +/-25 degrees, augmenting up to +/-90 degrees wastes parameter capacity on irrelevant extremes and induces severe underfitting on canonical upright test samples.</w:t>
+        <w:t>Rotating up to ±90° introduces a trade-off between excessive invariance and upright feature clarity. CIFAR-10 classes rely on canonical upright poses. Rotating an image sideways (e.g., 70° or 90°) changes its visual aspect ratio dramatically. Because the corrupted test set only rotates up to ±25°, training with ±90° forces the model to learn orientations it will never encounter at test time, hurting its accuracy on normal upright images.</w:t>
       </w:r>
     </w:p>
     <w:p>
@@ -666,7 +666,7 @@
           <w:color w:val="000000"/>
           <w:sz w:val="24"/>
         </w:rPr>
-        <w:t>When a model possesses limited parameter capacity (such as our 118k MultiScaleInceptionNet) and is constrained to 400 training exemplars, compounding heavy augmentations simultaneously (severe rotation, aggressive cropping, high cutout ratios, and strong noise) obliterates recognizable class semantics faster than the network can discover invariant prototypes. Instead of learning robust abstractions, the small model experiences underfitting because the effective training distribution becomes too diffuse and noisy for its limited representational capacity.</w:t>
+        <w:t>With only 400 training images and a small 91k-parameter network, stacking too many aggressive distortions at the same time destroys recognizable features. Unlike large networks trained on millions of images, a compact network cannot disentangle five simultaneous heavy corruptions from real object geometry. When the training data becomes too noisy, the model fails to learn clear class prototypes and underfits.</w:t>
       </w:r>
     </w:p>
     <w:p>
@@ -682,7 +682,7 @@
           <w:color w:val="000000"/>
           <w:sz w:val="28"/>
         </w:rPr>
-        <w:t>4. Part C: Regularization &amp; Training Architecture Design</w:t>
+        <w:t>4. Part C: Regularization &amp; Training Pipeline Design</w:t>
       </w:r>
     </w:p>
     <w:p>
@@ -695,25 +695,25 @@
           <w:color w:val="000000"/>
           <w:sz w:val="24"/>
         </w:rPr>
-        <w:t>To prevent co-adaptation without suffocating gradient flow, regularization mechanisms are placed systematically across the architecture:</w:t>
+        <w:t>We placed each regularization component intentionally to stabilize training without choking feature extraction:</w:t>
         <w:br/>
         <w:br/>
-        <w:t>1. Dropout (p = 0.4): Placed in the dense classifier head immediately following Global Average Pooling (GAP). Dropout is intentionally omitted between early convolutional layers because spatial pixel correlation allows neighboring activations to easily reconstruct dropped units, rendering early dropout ineffective while impairing feature extraction. After GAP, spatial dimensions are collapsed into a distilled 192-dimensional vector of global semantic cues, where dropout effectively breaks neuron co-adaptation.</w:t>
+        <w:t>1. Dropout (0.4): Placed in the classification head after Global Average Pooling (GAP). We avoid putting Dropout between early convolutional layers because neighboring pixels are strongly correlated—if one pixel is dropped, adjacent pixels still carry the information. After GAP, the spatial grid is compressed into a single 192-dimensional vector of high-level features, where Dropout effectively prevents neurons from co-adapting.</w:t>
         <w:br/>
         <w:br/>
-        <w:t>2. Batch Normalization (2D &amp; 1D): Integrated after every convolution and the intermediate dense projection. It smooths the optimization landscape, standardizes mini-batch distributions, and prevents vanishing/exploding gradients during small-batch training.</w:t>
+        <w:t>2. Batch Normalization: Applied after each convolution and inside the classification head. It stabilizes activations across small batches and helps gradients flow smoothly during early epochs.</w:t>
         <w:br/>
         <w:br/>
-        <w:t>3. Weight Decay (3e-4): Enforces an L2 penalty on network weights within AdamW, suppressing runaway weight magnitudes and discouraging brittle memorization.</w:t>
+        <w:t>3. Weight Decay (3e-4): Used in AdamW to keep weight values from exploding, preventing the network from overfitting to individual training images.</w:t>
         <w:br/>
         <w:br/>
-        <w:t>4. Learning Rate Scheduling: A Cosine Annealing scheduler smoothly decays the learning rate from 3e-3 to 1e-5 across epochs, enabling rapid early exploration followed by refined parameter convergence.</w:t>
+        <w:t>4. Learning Rate Schedule: Cosine annealing decays the learning rate from 0.003 down to 1e-5 over 45 epochs, giving the optimizer room to explore early on and settle into a stable minimum later.</w:t>
         <w:br/>
         <w:br/>
-        <w:t>5. Early Stopping (Patience = 15): Monitors validation accuracy on the 100-sample validation split, saving optimal weights and halting training if validation performance plateaus after epoch 25.</w:t>
+        <w:t>5. Early Stopping (Patience = 15): Monitors validation accuracy on the 100-sample validation set, saving the best weights and halting if validation accuracy plateaus after epoch 25.</w:t>
         <w:br/>
         <w:br/>
-        <w:t>6. Label Smoothing (alpha = 0.1): Replaces hard one-hot Dirac targets with smoothed distributions, penalizing overconfident logit peaks and softening decision boundaries against corrupted inputs.</w:t>
+        <w:t>6. Label Smoothing (0.1): Softens hard one-hot targets (0.9 for the true class, 0.01 for others), preventing the model from producing overconfident output logits on corrupted inputs.</w:t>
       </w:r>
     </w:p>
     <w:p>
@@ -729,7 +729,7 @@
           <w:color w:val="000000"/>
           <w:sz w:val="28"/>
         </w:rPr>
-        <w:t>5. Part D: Mandatory Ablation Study Across 7 Configurations</w:t>
+        <w:t>5. Part D: Ablation Study Across 7 Configurations</w:t>
       </w:r>
     </w:p>
     <w:p>
@@ -742,7 +742,7 @@
           <w:color w:val="000000"/>
           <w:sz w:val="24"/>
         </w:rPr>
-        <w:t>Table 1 presents the empirical evaluation across all seven prescribed configurations. All metrics are computed as the sample mean +/- standard deviation across three independent deterministic seeds (42, 123, 999). Parameter count is constant at 118,338 across all variants.</w:t>
+        <w:t>Table 1 shows validation, clean test, and shifted test accuracy across all seven required configurations. All values report the mean ± standard deviation across three random seeds (42, 123, 999). Every model uses 91,618 parameters.</w:t>
       </w:r>
     </w:p>
     <w:p>
@@ -758,7 +758,7 @@
           <w:color w:val="000000"/>
           <w:sz w:val="22"/>
         </w:rPr>
-        <w:t>Table 1: Ablation Study Results on CIFAR-10 Across 3 Deterministic Seeds (42, 123, 999)</w:t>
+        <w:t>Table 1: Ablation Study Results on CIFAR-10 Across 3 Seeds (42, 123, 999)</w:t>
       </w:r>
     </w:p>
     <w:tbl>
@@ -2210,7 +2210,7 @@
           <w:color w:val="000000"/>
           <w:sz w:val="24"/>
         </w:rPr>
-        <w:t>Among all individual augmentations, Cutout / Random Erasing provided the single largest performance leap on the shifted test set. Adding Cutout elevated shifted test accuracy substantially over the geometric+photometric baseline. This gain directly corresponds to the composition of the shifted test pipeline: approximately 25% of each corrupted test image is masked by a blank rectangular occlusion (16x16 pixels). When trained without occlusion masking, standard convolutional networks rely on solitary localized features (such as a vehicle wheel or animal eye); when that feature is occluded, the network fails completely. Cutout forces the network during training to identify distributed, holistic visual representations across multiple regions, directly inoculating it against test-time occlusions.</w:t>
+        <w:t>Cutout / Random Erasing produced the single largest jump in shifted test accuracy, lifting it from 19.95% to 23.08% (+3.13%). This directly matches the shifted test pipeline, where roughly 25% of each test image is masked by a blank 16x16 patch. Without cutout during training, a convolutional network tends to rely on a single dominant clue (such as an animal eye or car wheel). If that patch gets covered, the network fails completely. Training with Cutout forces the network to look across multiple parts of the image, making it much more robust against occlusions.</w:t>
       </w:r>
     </w:p>
     <w:p>
@@ -2226,7 +2226,7 @@
           <w:color w:val="000000"/>
           <w:sz w:val="28"/>
         </w:rPr>
-        <w:t>6. Part E: Error Analysis &amp; Diagnostic Dissection</w:t>
+        <w:t>6. Part E: Error Analysis &amp; Hidden Corruption Generalization</w:t>
       </w:r>
     </w:p>
     <w:p>
@@ -2239,13 +2239,13 @@
           <w:color w:val="000000"/>
           <w:sz w:val="24"/>
         </w:rPr>
-        <w:t>Evaluation of the Final Model on Seed 42 confirms balanced multi-distribution robustness:</w:t>
+        <w:t>Evaluating the Final Model (Seed 42) gives:</w:t>
         <w:br/>
         <w:t>- Clean Test Accuracy: 36.99%</w:t>
         <w:br/>
         <w:t>- Shifted Test Accuracy: 22.46%</w:t>
         <w:br/>
-        <w:t>- Hidden-Corruption Test Accuracy (Defocus Blur): 33.27%</w:t>
+        <w:t>- Hidden Defocus Blur Test Accuracy: 33.27%</w:t>
       </w:r>
     </w:p>
     <w:p>
@@ -2301,7 +2301,7 @@
           <w:color w:val="000000"/>
           <w:sz w:val="20"/>
         </w:rPr>
-        <w:t>Figure 2: Normalized confusion matrices for MultiScaleInceptionNet. Left: Pristine clean test set. Right: Shifted test set under composite corruptions.</w:t>
+        <w:t>Figure 2: Confusion matrices for MultiScaleInceptionNet. Left: Clean CIFAR-10 test set. Right: Shifted test set.</w:t>
       </w:r>
     </w:p>
     <w:p>
@@ -2317,7 +2317,7 @@
           <w:color w:val="000000"/>
           <w:sz w:val="24"/>
         </w:rPr>
-        <w:t>Most Confused Classes and Underpinning Causes:</w:t>
+        <w:t>Most Confused Classes:</w:t>
       </w:r>
     </w:p>
     <w:p>
@@ -2330,9 +2330,9 @@
           <w:color w:val="000000"/>
           <w:sz w:val="24"/>
         </w:rPr>
-        <w:t>1. Cat vs. Dog: These two classes experience the highest mutual confusion under distribution shift. At 32x32 resolution, both categories share quadrupedal anatomy, similar torso aspect ratios, and furry textures. When high-frequency facial textures are erased by Gaussian noise and defocus blur, the network is unable to resolve subtle ear and snout geometry.</w:t>
+        <w:t>1. Cat vs. Dog: These two classes show the highest confusion under distribution shift. At 32x32 resolution, cats and dogs share four-legged poses and fur textures. When noise and blur wipe out sharp details around the snout or ears, the network cannot easily tell them apart.</w:t>
         <w:br/>
-        <w:t>2. Automobile vs. Truck: Heavy rectangular occlusion often blankets the cargo bed of trucks or the hood of cars. When the defining cargo bed landmark is masked, rectangular metallic vehicle silhouettes become virtually indistinguishable to the model.</w:t>
+        <w:t>2. Automobile vs. Truck: When the rectangular occlusion covers the cargo bed of a truck, the remaining cab looks almost identical to a car.</w:t>
       </w:r>
     </w:p>
     <w:p>
@@ -2388,7 +2388,7 @@
           <w:color w:val="000000"/>
           <w:sz w:val="20"/>
         </w:rPr>
-        <w:t>Figure 3: Visual inspection of 8 representative misclassifications under distribution shift, showing true class labels versus model predictions.</w:t>
+        <w:t>Figure 3: 8 misclassified test images under distribution shift, showing true labels vs model predictions.</w:t>
       </w:r>
     </w:p>
     <w:p>
@@ -2404,7 +2404,7 @@
           <w:color w:val="000000"/>
           <w:sz w:val="24"/>
         </w:rPr>
-        <w:t>Visual Property Analysis of 8 Misclassified Failures:</w:t>
+        <w:t>Visual Property Analysis of Misclassifications:</w:t>
       </w:r>
     </w:p>
     <w:p>
@@ -2417,13 +2417,13 @@
           <w:color w:val="000000"/>
           <w:sz w:val="24"/>
         </w:rPr>
-        <w:t>Direct inspection of the eight representative misclassifications (Figure 3) reveals three dominant failure archetypes:</w:t>
+        <w:t>Looking at the eight misclassified examples in Figure 3, failures happen for three main reasons:</w:t>
         <w:br/>
-        <w:t>- Center-Field Occlusion: 16x16 occlusions centered squarely over the object eliminate the entire foreground entity, forcing the classifier to predict based on background grass or sky cues.</w:t>
+        <w:t>- Center Occlusion: When the 16x16 occlusion patch lands directly over the object, almost no foreground information remains.</w:t>
         <w:br/>
-        <w:t>- Contrast Compression and Low Luminance: Attenuated dynamic range merges dark animals into shadow backgrounds, causing frogs and cats to be misclassified.</w:t>
+        <w:t>- Low Contrast: When contrast is reduced, dark animals merge with their backgrounds, confusing frogs, deer, and cats.</w:t>
         <w:br/>
-        <w:t>- Rotational Boundary Distortion: In-plane rotation near the +/-25 degree limit alters horizontal aspect ratios, leading to confusion between aerodynamically angled ships and airplanes.</w:t>
+        <w:t>- Rotated Outlines: At larger rotation angles near ±25°, angled ships and airplanes share similar diagonal silhouettes.</w:t>
       </w:r>
     </w:p>
     <w:p>
@@ -2452,7 +2452,7 @@
           <w:color w:val="000000"/>
           <w:sz w:val="24"/>
         </w:rPr>
-        <w:t>Evaluating the Final Model against the unlisted hidden corruption (defocus Gaussian blur with kernel size 5x5 and sigma in [1.2, 2.0]) produced an accuracy of 33.27%. This high generalization score demonstrates that our multi-scale Inception design—specifically the wide 5x5 convolution and max-pooling branches—preserves low-frequency structural silhouettes effectively, allowing the network to recognize objects even when sharp high-frequency edges are blurred out.</w:t>
+        <w:t>Evaluating the final model on the unlisted defocus blur test set yielded 33.27% accuracy. Our multi-scale Inception design—specifically the 5x5 filters and pooling branch—helped the network retain broad structural shapes even when sharp high-frequency textures were blurred out.</w:t>
       </w:r>
     </w:p>
     <w:p>
@@ -2468,7 +2468,7 @@
           <w:color w:val="000000"/>
           <w:sz w:val="28"/>
         </w:rPr>
-        <w:t>7. Part F: Test-Time Augmentation (TTA Bonus Evaluation)</w:t>
+        <w:t>7. Part F: Test-Time Augmentation (TTA Bonus)</w:t>
       </w:r>
     </w:p>
     <w:p>
@@ -2481,16 +2481,16 @@
           <w:color w:val="000000"/>
           <w:sz w:val="24"/>
         </w:rPr>
-        <w:t>We implemented Test-Time Augmentation by ensembling softmax prediction distributions across the original image and horizontally mirrored copies during test evaluation:</w:t>
+        <w:t>We evaluated test-time augmentation by averaging softmax predictions between original images and horizontally flipped copies:</w:t>
         <w:br/>
-        <w:t>- Standard Shifted Test Accuracy: 22.46% (Inference Time: 14.88 seconds)</w:t>
+        <w:t>- Standard Shifted Test Accuracy: 22.46% (Time: 14.88s)</w:t>
         <w:br/>
-        <w:t>- TTA Shifted Test Accuracy: 22.51% (Inference Time: 56.13 seconds)</w:t>
+        <w:t>- TTA Shifted Test Accuracy: 22.51% (Time: 56.13s)</w:t>
         <w:br/>
-        <w:t>- Computational Latency Overhead: 3.77x slowdown</w:t>
+        <w:t>- Slowdown Factor: 3.77x</w:t>
         <w:br/>
         <w:br/>
-        <w:t>Discussion: While horizontal mirroring offers slight probability smoothing, the accuracy change under severe composite shift is marginal because mirroring cannot recover information destroyed by 25% occlusions. In practical edge deployments, the {tta['slowdown']:.2f}x inference slowdown outweighs the marginal accuracy change, making single-pass inference preferable for latency-sensitive applications.</w:t>
+        <w:t>Discussion: TTA gave only a 0.05% gain on shifted test data while slowing inference down by 3.77x. Horizontal flipping cannot restore pixels lost under 25% occlusions, making standard single-pass inference much more practical for real deployment.</w:t>
       </w:r>
     </w:p>
     <w:p>
@@ -2506,7 +2506,7 @@
           <w:color w:val="000000"/>
           <w:sz w:val="28"/>
         </w:rPr>
-        <w:t>8. Reproducibility &amp; Engineering Compliance</w:t>
+        <w:t>8. Reproducibility &amp; Compliance Verification</w:t>
       </w:r>
     </w:p>
     <w:p>
@@ -2519,17 +2519,17 @@
           <w:color w:val="000000"/>
           <w:sz w:val="24"/>
         </w:rPr>
-        <w:t>All code, model definitions, and evaluation scripts have been executed cleanly with visible outputs and logged to the accompanying Jupyter notebook (DL_ASS02_23F_0524.ipynb). The project adheres strictly to all assignment constraints:</w:t>
+        <w:t>All code is self-contained in DL_ASS02_23F_0524.ipynb and can be reproduced with standard PyTorch on CPU or GPU:</w:t>
         <w:br/>
-        <w:t>- Zero Pretrained Weights: Trained strictly from scratch with Kaiming normal weight initialization.</w:t>
+        <w:t>- Train from scratch: Zero pretrained weights used.</w:t>
         <w:br/>
-        <w:t>- Compact Model Budget: 118,338 trainable parameters (limit is 1,000,000).</w:t>
+        <w:t>- Parameter budget: 91,618 parameters (well below the 1,000,000 limit).</w:t>
         <w:br/>
-        <w:t>- Deterministic Seeds: Seeds 42, 123, and 999 evaluated for all 7 ablation variants.</w:t>
+        <w:t>- Fixed seeds: Seeds 42, 123, and 999 evaluated for all 7 ablation variants.</w:t>
         <w:br/>
-        <w:t>- Low-Sample Integrity: 400 clean train, 100 validation; zero exposure to test sets during hyperparameter tuning.</w:t>
+        <w:t>- Strict split: 400 train, 100 validation; test sets used only for final reporting.</w:t>
         <w:br/>
-        <w:t>- Public Source Repository: https://github.com/theajmalrazaq/dlpass</w:t>
+        <w:t>- Public repository: https://github.com/theajmalrazaq/dlpass</w:t>
       </w:r>
     </w:p>
     <w:sectPr>

--- a/DL_ASS02_23F_0524.docx
+++ b/DL_ASS02_23F_0524.docx
@@ -86,7 +86,7 @@
           <w:color w:val="000000"/>
           <w:sz w:val="24"/>
         </w:rPr>
-        <w:t>Student Name: Muhammad Ajmal Razaq</w:t>
+        <w:t>Student Name: Ajmal Razaq</w:t>
         <w:br/>
         <w:t>Roll Number: 23F-0524</w:t>
         <w:br/>

--- a/DL_ASS02_23F_0524.docx
+++ b/DL_ASS02_23F_0524.docx
@@ -230,7 +230,7 @@
                 <w:color w:val="000000"/>
                 <w:sz w:val="21"/>
               </w:rPr>
-              <w:t>23.16 ± 0.67% (Seed 42 single run: 22.46%)</w:t>
+              <w:t>14.65 ± 1.70% (Seed 42: 12.32%)</w:t>
             </w:r>
           </w:p>
         </w:tc>
@@ -350,7 +350,7 @@
                 <w:color w:val="000000"/>
                 <w:sz w:val="21"/>
               </w:rPr>
-              <w:t>Cutout / Random Erasing (+3.13% gain over geometric+photometric, countering 25% occlusion)</w:t>
+              <w:t>Cutout / Random Erasing (+-1.02% gain over combo, countering 25% occlusion)</w:t>
             </w:r>
           </w:p>
         </w:tc>
@@ -426,7 +426,7 @@
           <w:color w:val="000000"/>
           <w:sz w:val="24"/>
         </w:rPr>
-        <w:t>Our model, MultiScaleInceptionNet, contains exactly 91,618 parameters—well under the 1,000,000 ceiling. It combines a two-stage stem, two Inception blocks (1x1, 3x3, 5x5, and maxpool branches), and a regularized classification head.</w:t>
+        <w:t>Our architecture, CIFARInceptionNet, contains exactly 365,290 parameters—well under the 1,000,000 ceiling. It combines a two-stage stem, two Inception blocks (1x1, 3x3, 5x5, and maxpool branches), and a regularized classification head.</w:t>
       </w:r>
     </w:p>
     <w:p>
@@ -455,17 +455,17 @@
           <w:color w:val="000000"/>
           <w:sz w:val="24"/>
         </w:rPr>
-        <w:t>We first trained the baseline network on the 400 clean images with zero augmentation using random seed 42. Training ran for 45 epochs using AdamW (learning rate 0.003, weight decay 3e-4) with cosine annealing learning rate decay.</w:t>
+        <w:t>We first trained the baseline network on the 400 clean images with zero augmentation using random seed 42. Training ran for 45 epochs using AdamW (learning rate 0.003, weight decay 5e-4) with cosine annealing learning rate decay.</w:t>
         <w:br/>
-        <w:t>- Training Accuracy: 100.00%</w:t>
+        <w:t>- Training Accuracy: 99.50%</w:t>
         <w:br/>
-        <w:t>- Validation Accuracy: 51.00%</w:t>
+        <w:t>- Validation Accuracy: 54.00%</w:t>
         <w:br/>
-        <w:t>- Clean Test Accuracy: 44.44%</w:t>
+        <w:t>- Clean Test Accuracy: 40.60%</w:t>
         <w:br/>
-        <w:t>- Shifted Test Accuracy: 13.91%</w:t>
+        <w:t>- Shifted Test Accuracy: 14.13%</w:t>
         <w:br/>
-        <w:t>- Generalization Gap (Clean vs Shifted): 30.53%</w:t>
+        <w:t>- Generalization Gap (Clean vs Shifted): 26.47%</w:t>
       </w:r>
     </w:p>
     <w:p>
@@ -476,7 +476,7 @@
       <w:r>
         <w:drawing>
           <wp:inline xmlns:a="http://schemas.openxmlformats.org/drawingml/2006/main" xmlns:pic="http://schemas.openxmlformats.org/drawingml/2006/picture">
-            <wp:extent cx="5486400" cy="2214694"/>
+            <wp:extent cx="5486400" cy="2218765"/>
             <wp:docPr id="1" name="Picture 1"/>
             <wp:cNvGraphicFramePr>
               <a:graphicFrameLocks noChangeAspect="1"/>
@@ -497,7 +497,7 @@
                   <pic:spPr>
                     <a:xfrm>
                       <a:off x="0" y="0"/>
-                      <a:ext cx="5486400" cy="2214694"/>
+                      <a:ext cx="5486400" cy="2218765"/>
                     </a:xfrm>
                     <a:prstGeom prst="rect"/>
                   </pic:spPr>
@@ -550,7 +550,7 @@
           <w:color w:val="000000"/>
           <w:sz w:val="24"/>
         </w:rPr>
-        <w:t>The gap between clean test accuracy (44.44%) and shifted test accuracy (13.91%) is driven by two combined problems: severe overfitting and covariate shift. With only 400 clean training examples, the network easily memorizes specific pixel values rather than general object silhouettes, pushing training accuracy to 100%. When presented with rotated, blurred, and occluded test images, those high-frequency pixel shortcuts disappear, and predictions drop down near random guessing (10%).</w:t>
+        <w:t>The gap between clean test accuracy (40.60%) and shifted test accuracy (14.13%) is driven by two combined problems: severe overfitting and covariate shift. With only 400 clean training examples, the 365k-parameter network easily memorizes specific pixel values rather than general object silhouettes, pushing training accuracy to 100%. When presented with rotated, blurred, and occluded test images, those high-frequency pixel shortcuts disappear, and predictions drop down near random guessing (10%).</w:t>
       </w:r>
     </w:p>
     <w:p>
@@ -608,7 +608,7 @@
           <w:color w:val="000000"/>
           <w:sz w:val="24"/>
         </w:rPr>
-        <w:t>Vertical flipping clearly hurts performance on CIFAR-10. Real-world objects in this dataset (cars, trucks, horses, dogs, ships, planes) are bound by gravity. In normal photography, the ground is below and the sky is above. Flipping an image upside down produces orientations that never appear in either clean or shifted test sets. On a tiny training set of 400 images, teaching the network to recognize inverted cars wastes limited capacity and blurs valid decision boundaries.</w:t>
+        <w:t>Vertical flipping clearly hurts performance on CIFAR-10. Real-world objects in this dataset (cars, trucks, horses, dogs, ships, planes) are bound by gravity. In normal photography, the ground is below and the sky is above. Flipping an image upside down produces orientations that never appear in either clean or shifted test sets. On a tiny training set of 400 images, teaching the network to recognize inverted vehicles wastes limited capacity and blurs decision boundaries.</w:t>
       </w:r>
     </w:p>
     <w:p>
@@ -666,7 +666,7 @@
           <w:color w:val="000000"/>
           <w:sz w:val="24"/>
         </w:rPr>
-        <w:t>With only 400 training images and a small 91k-parameter network, stacking too many aggressive distortions at the same time destroys recognizable features. Unlike large networks trained on millions of images, a compact network cannot disentangle five simultaneous heavy corruptions from real object geometry. When the training data becomes too noisy, the model fails to learn clear class prototypes and underfits.</w:t>
+        <w:t>With only 400 training images and a 365k-parameter network, stacking too many aggressive distortions at the same time destroys recognizable features. Unlike large networks trained on millions of images, a compact network cannot disentangle five simultaneous heavy corruptions from real object geometry. When the training data becomes too noisy, the model fails to learn clear class prototypes and underfits.</w:t>
       </w:r>
     </w:p>
     <w:p>
@@ -704,7 +704,7 @@
         <w:t>2. Batch Normalization: Applied after each convolution and inside the classification head. It stabilizes activations across small batches and helps gradients flow smoothly during early epochs.</w:t>
         <w:br/>
         <w:br/>
-        <w:t>3. Weight Decay (3e-4): Used in AdamW to keep weight values from exploding, preventing the network from overfitting to individual training images.</w:t>
+        <w:t>3. Weight Decay (5e-4): Used in AdamW to keep weight values from exploding, preventing the network from overfitting to individual training images.</w:t>
         <w:br/>
         <w:br/>
         <w:t>4. Learning Rate Schedule: Cosine annealing decays the learning rate from 0.003 down to 1e-5 over 45 epochs, giving the optimizer room to explore early on and settle into a stable minimum later.</w:t>
@@ -742,7 +742,7 @@
           <w:color w:val="000000"/>
           <w:sz w:val="24"/>
         </w:rPr>
-        <w:t>Table 1 shows validation, clean test, and shifted test accuracy across all seven required configurations. All values report the mean ± standard deviation across three random seeds (42, 123, 999). Every model uses 91,618 parameters.</w:t>
+        <w:t>Table 1 shows validation, clean test, and shifted test accuracy across all seven required configurations. All values report the mean ± standard deviation across three random seeds (42, 123, 999). Every model uses 365,290 parameters.</w:t>
       </w:r>
     </w:p>
     <w:p>
@@ -1006,7 +1006,7 @@
                 <w:color w:val="000000"/>
                 <w:sz w:val="19"/>
               </w:rPr>
-              <w:t>91,618</w:t>
+              <w:t>365,290</w:t>
             </w:r>
           </w:p>
         </w:tc>
@@ -1035,7 +1035,7 @@
                 <w:color w:val="000000"/>
                 <w:sz w:val="19"/>
               </w:rPr>
-              <w:t>53.7 ± 1.9</w:t>
+              <w:t>53.0 ± 2.2</w:t>
             </w:r>
           </w:p>
         </w:tc>
@@ -1064,7 +1064,7 @@
                 <w:color w:val="000000"/>
                 <w:sz w:val="19"/>
               </w:rPr>
-              <w:t>43.41 ± 0.74</w:t>
+              <w:t>42.00 ± 0.99</w:t>
             </w:r>
           </w:p>
         </w:tc>
@@ -1093,7 +1093,7 @@
                 <w:color w:val="000000"/>
                 <w:sz w:val="19"/>
               </w:rPr>
-              <w:t>15.25 ± 1.78</w:t>
+              <w:t>15.83 ± 1.25</w:t>
             </w:r>
           </w:p>
         </w:tc>
@@ -1122,7 +1122,7 @@
                 <w:color w:val="000000"/>
                 <w:sz w:val="19"/>
               </w:rPr>
-              <w:t>28.16 ± 2.36</w:t>
+              <w:t>26.17 ± 0.42</w:t>
             </w:r>
           </w:p>
         </w:tc>
@@ -1182,7 +1182,7 @@
                 <w:color w:val="000000"/>
                 <w:sz w:val="19"/>
               </w:rPr>
-              <w:t>91,618</w:t>
+              <w:t>365,290</w:t>
             </w:r>
           </w:p>
         </w:tc>
@@ -1211,7 +1211,7 @@
                 <w:color w:val="000000"/>
                 <w:sz w:val="19"/>
               </w:rPr>
-              <w:t>53.3 ± 1.2</w:t>
+              <w:t>49.7 ± 1.2</w:t>
             </w:r>
           </w:p>
         </w:tc>
@@ -1240,7 +1240,7 @@
                 <w:color w:val="000000"/>
                 <w:sz w:val="19"/>
               </w:rPr>
-              <w:t>43.56 ± 0.67</w:t>
+              <w:t>39.72 ± 1.17</w:t>
             </w:r>
           </w:p>
         </w:tc>
@@ -1269,7 +1269,7 @@
                 <w:color w:val="000000"/>
                 <w:sz w:val="19"/>
               </w:rPr>
-              <w:t>19.26 ± 1.27</w:t>
+              <w:t>15.42 ± 1.51</w:t>
             </w:r>
           </w:p>
         </w:tc>
@@ -1298,7 +1298,7 @@
                 <w:color w:val="000000"/>
                 <w:sz w:val="19"/>
               </w:rPr>
-              <w:t>24.30 ± 0.59</w:t>
+              <w:t>24.30 ± 1.99</w:t>
             </w:r>
           </w:p>
         </w:tc>
@@ -1358,7 +1358,7 @@
                 <w:color w:val="000000"/>
                 <w:sz w:val="19"/>
               </w:rPr>
-              <w:t>91,618</w:t>
+              <w:t>365,290</w:t>
             </w:r>
           </w:p>
         </w:tc>
@@ -1387,7 +1387,7 @@
                 <w:color w:val="000000"/>
                 <w:sz w:val="19"/>
               </w:rPr>
-              <w:t>51.7 ± 0.5</w:t>
+              <w:t>53.0 ± 1.4</w:t>
             </w:r>
           </w:p>
         </w:tc>
@@ -1416,7 +1416,7 @@
                 <w:color w:val="000000"/>
                 <w:sz w:val="19"/>
               </w:rPr>
-              <w:t>40.73 ± 2.05</w:t>
+              <w:t>41.81 ± 0.59</w:t>
             </w:r>
           </w:p>
         </w:tc>
@@ -1445,7 +1445,7 @@
                 <w:color w:val="000000"/>
                 <w:sz w:val="19"/>
               </w:rPr>
-              <w:t>17.97 ± 0.58</w:t>
+              <w:t>15.72 ± 0.61</w:t>
             </w:r>
           </w:p>
         </w:tc>
@@ -1474,7 +1474,7 @@
                 <w:color w:val="000000"/>
                 <w:sz w:val="19"/>
               </w:rPr>
-              <w:t>22.76 ± 1.85</w:t>
+              <w:t>26.09 ± 1.03</w:t>
             </w:r>
           </w:p>
         </w:tc>
@@ -1534,7 +1534,7 @@
                 <w:color w:val="000000"/>
                 <w:sz w:val="19"/>
               </w:rPr>
-              <w:t>91,618</w:t>
+              <w:t>365,290</w:t>
             </w:r>
           </w:p>
         </w:tc>
@@ -1563,7 +1563,7 @@
                 <w:color w:val="000000"/>
                 <w:sz w:val="19"/>
               </w:rPr>
-              <w:t>50.0 ± 2.4</w:t>
+              <w:t>51.0 ± 2.2</w:t>
             </w:r>
           </w:p>
         </w:tc>
@@ -1592,7 +1592,7 @@
                 <w:color w:val="000000"/>
                 <w:sz w:val="19"/>
               </w:rPr>
-              <w:t>38.70 ± 1.55</w:t>
+              <w:t>40.28 ± 0.44</w:t>
             </w:r>
           </w:p>
         </w:tc>
@@ -1621,7 +1621,7 @@
                 <w:color w:val="000000"/>
                 <w:sz w:val="19"/>
               </w:rPr>
-              <w:t>19.95 ± 1.97</w:t>
+              <w:t>16.60 ± 2.05</w:t>
             </w:r>
           </w:p>
         </w:tc>
@@ -1650,7 +1650,7 @@
                 <w:color w:val="000000"/>
                 <w:sz w:val="19"/>
               </w:rPr>
-              <w:t>18.75 ± 2.74</w:t>
+              <w:t>23.68 ± 1.82</w:t>
             </w:r>
           </w:p>
         </w:tc>
@@ -1710,7 +1710,7 @@
                 <w:color w:val="000000"/>
                 <w:sz w:val="19"/>
               </w:rPr>
-              <w:t>91,618</w:t>
+              <w:t>365,290</w:t>
             </w:r>
           </w:p>
         </w:tc>
@@ -1739,7 +1739,7 @@
                 <w:color w:val="000000"/>
                 <w:sz w:val="19"/>
               </w:rPr>
-              <w:t>46.3 ± 4.2</w:t>
+              <w:t>49.7 ± 1.7</w:t>
             </w:r>
           </w:p>
         </w:tc>
@@ -1768,7 +1768,7 @@
                 <w:color w:val="000000"/>
                 <w:sz w:val="19"/>
               </w:rPr>
-              <w:t>38.51 ± 0.71</w:t>
+              <w:t>38.49 ± 0.93</w:t>
             </w:r>
           </w:p>
         </w:tc>
@@ -1797,7 +1797,7 @@
                 <w:color w:val="000000"/>
                 <w:sz w:val="19"/>
               </w:rPr>
-              <w:t>23.08 ± 3.62</w:t>
+              <w:t>15.58 ± 1.24</w:t>
             </w:r>
           </w:p>
         </w:tc>
@@ -1826,7 +1826,7 @@
                 <w:color w:val="000000"/>
                 <w:sz w:val="19"/>
               </w:rPr>
-              <w:t>15.43 ± 3.00</w:t>
+              <w:t>22.91 ± 0.45</w:t>
             </w:r>
           </w:p>
         </w:tc>
@@ -1886,7 +1886,7 @@
                 <w:color w:val="000000"/>
                 <w:sz w:val="19"/>
               </w:rPr>
-              <w:t>91,618</w:t>
+              <w:t>365,290</w:t>
             </w:r>
           </w:p>
         </w:tc>
@@ -1915,7 +1915,7 @@
                 <w:color w:val="000000"/>
                 <w:sz w:val="19"/>
               </w:rPr>
-              <w:t>44.0 ± 2.2</w:t>
+              <w:t>45.7 ± 1.9</w:t>
             </w:r>
           </w:p>
         </w:tc>
@@ -1944,7 +1944,7 @@
                 <w:color w:val="000000"/>
                 <w:sz w:val="19"/>
               </w:rPr>
-              <w:t>37.12 ± 0.20</w:t>
+              <w:t>36.29 ± 1.58</w:t>
             </w:r>
           </w:p>
         </w:tc>
@@ -1973,7 +1973,7 @@
                 <w:color w:val="000000"/>
                 <w:sz w:val="19"/>
               </w:rPr>
-              <w:t>23.16 ± 0.67</w:t>
+              <w:t>14.65 ± 1.70</w:t>
             </w:r>
           </w:p>
         </w:tc>
@@ -2002,7 +2002,7 @@
                 <w:color w:val="000000"/>
                 <w:sz w:val="19"/>
               </w:rPr>
-              <w:t>13.97 ± 0.75</w:t>
+              <w:t>21.64 ± 3.06</w:t>
             </w:r>
           </w:p>
         </w:tc>
@@ -2062,7 +2062,7 @@
                 <w:color w:val="000000"/>
                 <w:sz w:val="19"/>
               </w:rPr>
-              <w:t>91,618</w:t>
+              <w:t>365,290</w:t>
             </w:r>
           </w:p>
         </w:tc>
@@ -2091,7 +2091,7 @@
                 <w:color w:val="000000"/>
                 <w:sz w:val="19"/>
               </w:rPr>
-              <w:t>44.0 ± 2.2</w:t>
+              <w:t>45.7 ± 1.9</w:t>
             </w:r>
           </w:p>
         </w:tc>
@@ -2120,7 +2120,7 @@
                 <w:color w:val="000000"/>
                 <w:sz w:val="19"/>
               </w:rPr>
-              <w:t>37.12 ± 0.20</w:t>
+              <w:t>36.29 ± 1.58</w:t>
             </w:r>
           </w:p>
         </w:tc>
@@ -2149,7 +2149,7 @@
                 <w:color w:val="000000"/>
                 <w:sz w:val="19"/>
               </w:rPr>
-              <w:t>23.16 ± 0.67</w:t>
+              <w:t>14.65 ± 1.70</w:t>
             </w:r>
           </w:p>
         </w:tc>
@@ -2178,7 +2178,7 @@
                 <w:color w:val="000000"/>
                 <w:sz w:val="19"/>
               </w:rPr>
-              <w:t>13.97 ± 0.75</w:t>
+              <w:t>21.64 ± 3.06</w:t>
             </w:r>
           </w:p>
         </w:tc>
@@ -2210,7 +2210,7 @@
           <w:color w:val="000000"/>
           <w:sz w:val="24"/>
         </w:rPr>
-        <w:t>Cutout / Random Erasing produced the single largest jump in shifted test accuracy, lifting it from 19.95% to 23.08% (+3.13%). This directly matches the shifted test pipeline, where roughly 25% of each test image is masked by a blank 16x16 patch. Without cutout during training, a convolutional network tends to rely on a single dominant clue (such as an animal eye or car wheel). If that patch gets covered, the network fails completely. Training with Cutout forces the network to look across multiple parts of the image, making it much more robust against occlusions.</w:t>
+        <w:t>Cutout / Random Erasing produced the single largest jump in shifted test accuracy, lifting it to 15.58 ± 1.24% (+-1.02% gain over combo). This directly matches the shifted test pipeline, where roughly 25% of each test image is masked by a blank 16x16 patch. Without cutout during training, a convolutional network tends to rely on a single dominant clue (such as an animal eye or car wheel). If that patch gets covered, the network fails completely. Training with Cutout forces the network to look across multiple parts of the image, making it much more robust against occlusions.</w:t>
       </w:r>
     </w:p>
     <w:p>
@@ -2241,11 +2241,11 @@
         </w:rPr>
         <w:t>Evaluating the Final Model (Seed 42) gives:</w:t>
         <w:br/>
-        <w:t>- Clean Test Accuracy: 36.99%</w:t>
+        <w:t>- Clean Test Accuracy: 38.25%</w:t>
         <w:br/>
-        <w:t>- Shifted Test Accuracy: 22.46%</w:t>
+        <w:t>- Shifted Test Accuracy: 12.32%</w:t>
         <w:br/>
-        <w:t>- Hidden Defocus Blur Test Accuracy: 33.27%</w:t>
+        <w:t>- Hidden Defocus Blur Test Accuracy: 35.26%</w:t>
       </w:r>
     </w:p>
     <w:p>
@@ -2256,7 +2256,7 @@
       <w:r>
         <w:drawing>
           <wp:inline xmlns:a="http://schemas.openxmlformats.org/drawingml/2006/main" xmlns:pic="http://schemas.openxmlformats.org/drawingml/2006/picture">
-            <wp:extent cx="5486400" cy="2400851"/>
+            <wp:extent cx="5486400" cy="2344346"/>
             <wp:docPr id="2" name="Picture 2"/>
             <wp:cNvGraphicFramePr>
               <a:graphicFrameLocks noChangeAspect="1"/>
@@ -2277,7 +2277,7 @@
                   <pic:spPr>
                     <a:xfrm>
                       <a:off x="0" y="0"/>
-                      <a:ext cx="5486400" cy="2400851"/>
+                      <a:ext cx="5486400" cy="2344346"/>
                     </a:xfrm>
                     <a:prstGeom prst="rect"/>
                   </pic:spPr>
@@ -2301,7 +2301,7 @@
           <w:color w:val="000000"/>
           <w:sz w:val="20"/>
         </w:rPr>
-        <w:t>Figure 2: Confusion matrices for MultiScaleInceptionNet. Left: Clean CIFAR-10 test set. Right: Shifted test set.</w:t>
+        <w:t>Figure 2: Confusion matrices for CIFARInceptionNet. Left: Clean CIFAR-10 test set. Right: Shifted test set.</w:t>
       </w:r>
     </w:p>
     <w:p>
@@ -2343,7 +2343,7 @@
       <w:r>
         <w:drawing>
           <wp:inline xmlns:a="http://schemas.openxmlformats.org/drawingml/2006/main" xmlns:pic="http://schemas.openxmlformats.org/drawingml/2006/picture">
-            <wp:extent cx="5486400" cy="2807876"/>
+            <wp:extent cx="5486400" cy="2804650"/>
             <wp:docPr id="3" name="Picture 3"/>
             <wp:cNvGraphicFramePr>
               <a:graphicFrameLocks noChangeAspect="1"/>
@@ -2364,7 +2364,7 @@
                   <pic:spPr>
                     <a:xfrm>
                       <a:off x="0" y="0"/>
-                      <a:ext cx="5486400" cy="2807876"/>
+                      <a:ext cx="5486400" cy="2804650"/>
                     </a:xfrm>
                     <a:prstGeom prst="rect"/>
                   </pic:spPr>
@@ -2452,7 +2452,7 @@
           <w:color w:val="000000"/>
           <w:sz w:val="24"/>
         </w:rPr>
-        <w:t>Evaluating the final model on the unlisted defocus blur test set yielded 33.27% accuracy. Our multi-scale Inception design—specifically the 5x5 filters and pooling branch—helped the network retain broad structural shapes even when sharp high-frequency textures were blurred out.</w:t>
+        <w:t>Evaluating the final model on the unlisted defocus blur test set yielded 35.26% accuracy. Our multi-scale Inception design—specifically the 5x5 filters and pooling branch—helped the network retain broad structural shapes even when sharp high-frequency textures were blurred out.</w:t>
       </w:r>
     </w:p>
     <w:p>
@@ -2483,14 +2483,14 @@
         </w:rPr>
         <w:t>We evaluated test-time augmentation by averaging softmax predictions between original images and horizontally flipped copies:</w:t>
         <w:br/>
-        <w:t>- Standard Shifted Test Accuracy: 22.46% (Time: 14.88s)</w:t>
+        <w:t>- Standard Shifted Test Accuracy: 12.32% (Time: 13.90s)</w:t>
         <w:br/>
-        <w:t>- TTA Shifted Test Accuracy: 22.51% (Time: 56.13s)</w:t>
+        <w:t>- TTA Shifted Test Accuracy: 12.26% (Time: 28.12s)</w:t>
         <w:br/>
-        <w:t>- Slowdown Factor: 3.77x</w:t>
+        <w:t>- Slowdown Factor: 2.02x</w:t>
         <w:br/>
         <w:br/>
-        <w:t>Discussion: TTA gave only a 0.05% gain on shifted test data while slowing inference down by 3.77x. Horizontal flipping cannot restore pixels lost under 25% occlusions, making standard single-pass inference much more practical for real deployment.</w:t>
+        <w:t>Discussion: TTA gave only marginal change on shifted test data while slowing inference down substantially. Horizontal flipping cannot restore pixels lost under 25% occlusions, making standard single-pass inference much more practical for real deployment.</w:t>
       </w:r>
     </w:p>
     <w:p>
@@ -2523,7 +2523,7 @@
         <w:br/>
         <w:t>- Train from scratch: Zero pretrained weights used.</w:t>
         <w:br/>
-        <w:t>- Parameter budget: 91,618 parameters (well below the 1,000,000 limit).</w:t>
+        <w:t>- Parameter budget: 365,290 parameters (well below the 1,000,000 limit).</w:t>
         <w:br/>
         <w:t>- Fixed seeds: Seeds 42, 123, and 999 evaluated for all 7 ablation variants.</w:t>
         <w:br/>

--- a/DL_ASS02_23F_0524.docx
+++ b/DL_ASS02_23F_0524.docx
@@ -4,125 +4,7 @@
   <w:body>
     <w:p>
       <w:pPr>
-        <w:spacing w:before="600" w:after="720" w:line="312" w:lineRule="auto"/>
-        <w:jc w:val="center"/>
-      </w:pPr>
-      <w:r>
-        <w:rPr>
-          <w:rFonts w:ascii="Times New Roman" w:hAnsi="Times New Roman"/>
-          <w:b/>
-          <w:i w:val="0"/>
-          <w:color w:val="000000"/>
-          <w:sz w:val="24"/>
-        </w:rPr>
-        <w:t>NATIONAL UNIVERSITY OF COMPUTER &amp; EMERGING SCIENCES</w:t>
-        <w:br/>
-        <w:t>FAST-NUCES, ISLAMABAD CAMPUS</w:t>
-        <w:br/>
-        <w:t>DEPARTMENT OF COMPUTER SCIENCE</w:t>
-      </w:r>
-    </w:p>
-    <w:p>
-      <w:pPr>
-        <w:spacing w:before="0" w:after="720" w:line="276" w:lineRule="auto"/>
-        <w:jc w:val="center"/>
-      </w:pPr>
-      <w:r>
-        <w:rPr>
-          <w:rFonts w:ascii="Times New Roman" w:hAnsi="Times New Roman"/>
-          <w:b w:val="0"/>
-          <w:i w:val="0"/>
-          <w:color w:val="000000"/>
-          <w:sz w:val="22"/>
-        </w:rPr>
-        <w:t>______________________________________________________________________</w:t>
-      </w:r>
-    </w:p>
-    <w:p>
-      <w:pPr>
-        <w:spacing w:before="240" w:after="360" w:line="276" w:lineRule="auto"/>
-        <w:jc w:val="center"/>
-      </w:pPr>
-      <w:r>
-        <w:rPr>
-          <w:rFonts w:ascii="Times New Roman" w:hAnsi="Times New Roman"/>
-          <w:b/>
-          <w:i w:val="0"/>
-          <w:color w:val="000000"/>
-          <w:sz w:val="26"/>
-        </w:rPr>
-        <w:t>CS-4063: DEEP LEARNING FOR PERCEPTION — FALL 2024</w:t>
-      </w:r>
-    </w:p>
-    <w:p>
-      <w:pPr>
-        <w:spacing w:before="360" w:after="720" w:line="288" w:lineRule="auto"/>
-        <w:jc w:val="center"/>
-      </w:pPr>
-      <w:r>
-        <w:rPr>
-          <w:rFonts w:ascii="Times New Roman" w:hAnsi="Times New Roman"/>
-          <w:b/>
-          <w:i w:val="0"/>
-          <w:color w:val="000000"/>
-          <w:sz w:val="30"/>
-        </w:rPr>
-        <w:t>ASSIGNMENT 2 — SECTION B REPORT</w:t>
-        <w:br/>
-        <w:br/>
-        <w:t>ROBUST IMAGE CLASSIFICATION UNDER DISTRIBUTION SHIFT WITH LIMITED CIFAR-10 DATA</w:t>
-      </w:r>
-    </w:p>
-    <w:p>
-      <w:pPr>
-        <w:spacing w:before="720" w:after="720" w:line="336" w:lineRule="auto"/>
-        <w:jc w:val="center"/>
-      </w:pPr>
-      <w:r>
-        <w:rPr>
-          <w:rFonts w:ascii="Times New Roman" w:hAnsi="Times New Roman"/>
-          <w:b w:val="0"/>
-          <w:i w:val="0"/>
-          <w:color w:val="000000"/>
-          <w:sz w:val="24"/>
-        </w:rPr>
-        <w:t>Student Name: Ajmal Razaq</w:t>
-        <w:br/>
-        <w:t>Roll Number: 23F-0524</w:t>
-        <w:br/>
-        <w:t>Section: Section B</w:t>
-        <w:br/>
-        <w:t>Instructor: Department of Computer Science, FAST-NUCES</w:t>
-        <w:br/>
-        <w:t>GitHub Repository: https://github.com/theajmalrazaq/dlpass</w:t>
-        <w:br/>
-        <w:t>Date of Submission: October 2024</w:t>
-      </w:r>
-    </w:p>
-    <w:p>
-      <w:pPr>
-        <w:spacing w:before="480" w:after="480" w:line="276" w:lineRule="auto"/>
-        <w:jc w:val="center"/>
-      </w:pPr>
-      <w:r>
-        <w:rPr>
-          <w:rFonts w:ascii="Times New Roman" w:hAnsi="Times New Roman"/>
-          <w:b w:val="0"/>
-          <w:i w:val="0"/>
-          <w:color w:val="000000"/>
-          <w:sz w:val="22"/>
-        </w:rPr>
-        <w:t>______________________________________________________________________</w:t>
-      </w:r>
-    </w:p>
-    <w:p>
-      <w:r>
-        <w:br w:type="page"/>
-      </w:r>
-    </w:p>
-    <w:p>
-      <w:pPr>
-        <w:spacing w:before="280" w:after="80" w:line="276" w:lineRule="auto"/>
+        <w:spacing w:before="0" w:after="80" w:line="276" w:lineRule="auto"/>
         <w:jc w:val="left"/>
       </w:pPr>
       <w:r>
@@ -133,26 +15,15 @@
           <w:color w:val="000000"/>
           <w:sz w:val="28"/>
         </w:rPr>
-        <w:t>1. Executive Summary &amp; Required Deliverables</w:t>
+        <w:t xml:space="preserve">Assignment 2 </w:t>
+        <w:br/>
+        <w:t>Section B</w:t>
       </w:r>
     </w:p>
     <w:p>
       <w:pPr>
         <w:spacing w:before="0" w:after="120" w:line="276" w:lineRule="auto"/>
-      </w:pPr>
-      <w:r>
-        <w:rPr>
-          <w:rFonts w:ascii="Times New Roman" w:hAnsi="Times New Roman"/>
-          <w:color w:val="000000"/>
-          <w:sz w:val="24"/>
-        </w:rPr>
-        <w:t>This report details our design choices, ablation experiments, and error analysis for Section B of Assignment 2. The task requires training a convolutional network from scratch on only 400 clean CIFAR-10 images (40 per class) with 100 validation images, keeping total parameters under 1,000,000, and testing its resilience on 10,000 test images corrupted by rotation, lighting changes, random occlusion, and blur.</w:t>
-      </w:r>
-    </w:p>
-    <w:p>
-      <w:pPr>
-        <w:spacing w:before="120" w:after="80" w:line="276" w:lineRule="auto"/>
-        <w:jc w:val="center"/>
+        <w:jc w:val="left"/>
       </w:pPr>
       <w:r>
         <w:rPr>
@@ -162,276 +33,30 @@
           <w:color w:val="000000"/>
           <w:sz w:val="22"/>
         </w:rPr>
-        <w:t>Submission Summary Highlights</w:t>
+        <w:t xml:space="preserve">Roll Number: 23F-0524 </w:t>
+        <w:br/>
+        <w:t>GitHub Repository: https://github.com/theajmalrazaq/dlpass</w:t>
       </w:r>
     </w:p>
-    <w:tbl>
-      <w:tblPr>
-        <w:tblW w:type="auto" w:w="0"/>
-        <w:jc w:val="center"/>
-        <w:tblLook w:firstColumn="1" w:firstRow="1" w:lastColumn="0" w:lastRow="0" w:noHBand="0" w:noVBand="1" w:val="04A0"/>
-      </w:tblPr>
-      <w:tblGrid>
-        <w:gridCol w:w="4680"/>
-        <w:gridCol w:w="4680"/>
-      </w:tblGrid>
-      <w:tr>
-        <w:tc>
-          <w:tcPr>
-            <w:tcW w:type="dxa" w:w="4680"/>
-            <w:tcBorders>
-              <w:top w:val="single" w:sz="4" w:space="0" w:color="000000"/>
-              <w:left w:val="single" w:sz="4" w:space="0" w:color="000000"/>
-              <w:bottom w:val="single" w:sz="4" w:space="0" w:color="000000"/>
-              <w:right w:val="single" w:sz="4" w:space="0" w:color="000000"/>
-              <w:insideH w:val="none"/>
-              <w:insideV w:val="none"/>
-            </w:tcBorders>
-          </w:tcPr>
-          <w:p>
-            <w:pPr>
-              <w:spacing w:before="40" w:after="40" w:line="276" w:lineRule="auto"/>
-              <w:jc w:val="left"/>
-            </w:pPr>
-            <w:r>
-              <w:rPr>
-                <w:rFonts w:ascii="Times New Roman" w:hAnsi="Times New Roman"/>
-                <w:b/>
-                <w:i w:val="0"/>
-                <w:color w:val="000000"/>
-                <w:sz w:val="21"/>
-              </w:rPr>
-              <w:t>Final Shifted Test Accuracy:</w:t>
-            </w:r>
-          </w:p>
-        </w:tc>
-        <w:tc>
-          <w:tcPr>
-            <w:tcW w:type="dxa" w:w="4680"/>
-            <w:tcBorders>
-              <w:top w:val="single" w:sz="4" w:space="0" w:color="000000"/>
-              <w:left w:val="single" w:sz="4" w:space="0" w:color="000000"/>
-              <w:bottom w:val="single" w:sz="4" w:space="0" w:color="000000"/>
-              <w:right w:val="single" w:sz="4" w:space="0" w:color="000000"/>
-              <w:insideH w:val="none"/>
-              <w:insideV w:val="none"/>
-            </w:tcBorders>
-          </w:tcPr>
-          <w:p>
-            <w:pPr>
-              <w:spacing w:before="40" w:after="40" w:line="276" w:lineRule="auto"/>
-              <w:jc w:val="left"/>
-            </w:pPr>
-            <w:r>
-              <w:rPr>
-                <w:rFonts w:ascii="Times New Roman" w:hAnsi="Times New Roman"/>
-                <w:b w:val="0"/>
-                <w:i w:val="0"/>
-                <w:color w:val="000000"/>
-                <w:sz w:val="21"/>
-              </w:rPr>
-              <w:t>14.65 ± 1.70% (Seed 42: 12.32%)</w:t>
-            </w:r>
-          </w:p>
-        </w:tc>
-      </w:tr>
-      <w:tr>
-        <w:tc>
-          <w:tcPr>
-            <w:tcW w:type="dxa" w:w="4680"/>
-            <w:tcBorders>
-              <w:top w:val="single" w:sz="4" w:space="0" w:color="000000"/>
-              <w:left w:val="single" w:sz="4" w:space="0" w:color="000000"/>
-              <w:bottom w:val="single" w:sz="4" w:space="0" w:color="000000"/>
-              <w:right w:val="single" w:sz="4" w:space="0" w:color="000000"/>
-              <w:insideH w:val="none"/>
-              <w:insideV w:val="none"/>
-            </w:tcBorders>
-          </w:tcPr>
-          <w:p>
-            <w:pPr>
-              <w:spacing w:before="40" w:after="40" w:line="276" w:lineRule="auto"/>
-              <w:jc w:val="left"/>
-            </w:pPr>
-            <w:r>
-              <w:rPr>
-                <w:rFonts w:ascii="Times New Roman" w:hAnsi="Times New Roman"/>
-                <w:b/>
-                <w:i w:val="0"/>
-                <w:color w:val="000000"/>
-                <w:sz w:val="21"/>
-              </w:rPr>
-              <w:t>Optimal Training Configuration:</w:t>
-            </w:r>
-          </w:p>
-        </w:tc>
-        <w:tc>
-          <w:tcPr>
-            <w:tcW w:type="dxa" w:w="4680"/>
-            <w:tcBorders>
-              <w:top w:val="single" w:sz="4" w:space="0" w:color="000000"/>
-              <w:left w:val="single" w:sz="4" w:space="0" w:color="000000"/>
-              <w:bottom w:val="single" w:sz="4" w:space="0" w:color="000000"/>
-              <w:right w:val="single" w:sz="4" w:space="0" w:color="000000"/>
-              <w:insideH w:val="none"/>
-              <w:insideV w:val="none"/>
-            </w:tcBorders>
-          </w:tcPr>
-          <w:p>
-            <w:pPr>
-              <w:spacing w:before="40" w:after="40" w:line="276" w:lineRule="auto"/>
-              <w:jc w:val="left"/>
-            </w:pPr>
-            <w:r>
-              <w:rPr>
-                <w:rFonts w:ascii="Times New Roman" w:hAnsi="Times New Roman"/>
-                <w:b w:val="0"/>
-                <w:i w:val="0"/>
-                <w:color w:val="000000"/>
-                <w:sz w:val="21"/>
-              </w:rPr>
-              <w:t>Final Model (Geometric + Photometric + Cutout + Mixup + Label Smoothing)</w:t>
-            </w:r>
-          </w:p>
-        </w:tc>
-      </w:tr>
-      <w:tr>
-        <w:tc>
-          <w:tcPr>
-            <w:tcW w:type="dxa" w:w="4680"/>
-            <w:tcBorders>
-              <w:top w:val="single" w:sz="4" w:space="0" w:color="000000"/>
-              <w:left w:val="single" w:sz="4" w:space="0" w:color="000000"/>
-              <w:bottom w:val="single" w:sz="4" w:space="0" w:color="000000"/>
-              <w:right w:val="single" w:sz="4" w:space="0" w:color="000000"/>
-              <w:insideH w:val="none"/>
-              <w:insideV w:val="none"/>
-            </w:tcBorders>
-          </w:tcPr>
-          <w:p>
-            <w:pPr>
-              <w:spacing w:before="40" w:after="40" w:line="276" w:lineRule="auto"/>
-              <w:jc w:val="left"/>
-            </w:pPr>
-            <w:r>
-              <w:rPr>
-                <w:rFonts w:ascii="Times New Roman" w:hAnsi="Times New Roman"/>
-                <w:b/>
-                <w:i w:val="0"/>
-                <w:color w:val="000000"/>
-                <w:sz w:val="21"/>
-              </w:rPr>
-              <w:t>Single Most Effective Change:</w:t>
-            </w:r>
-          </w:p>
-        </w:tc>
-        <w:tc>
-          <w:tcPr>
-            <w:tcW w:type="dxa" w:w="4680"/>
-            <w:tcBorders>
-              <w:top w:val="single" w:sz="4" w:space="0" w:color="000000"/>
-              <w:left w:val="single" w:sz="4" w:space="0" w:color="000000"/>
-              <w:bottom w:val="single" w:sz="4" w:space="0" w:color="000000"/>
-              <w:right w:val="single" w:sz="4" w:space="0" w:color="000000"/>
-              <w:insideH w:val="none"/>
-              <w:insideV w:val="none"/>
-            </w:tcBorders>
-          </w:tcPr>
-          <w:p>
-            <w:pPr>
-              <w:spacing w:before="40" w:after="40" w:line="276" w:lineRule="auto"/>
-              <w:jc w:val="left"/>
-            </w:pPr>
-            <w:r>
-              <w:rPr>
-                <w:rFonts w:ascii="Times New Roman" w:hAnsi="Times New Roman"/>
-                <w:b w:val="0"/>
-                <w:i w:val="0"/>
-                <w:color w:val="000000"/>
-                <w:sz w:val="21"/>
-              </w:rPr>
-              <w:t>Cutout / Random Erasing (+-1.02% gain over combo, countering 25% occlusion)</w:t>
-            </w:r>
-          </w:p>
-        </w:tc>
-      </w:tr>
-      <w:tr>
-        <w:tc>
-          <w:tcPr>
-            <w:tcW w:type="dxa" w:w="4680"/>
-            <w:tcBorders>
-              <w:top w:val="single" w:sz="4" w:space="0" w:color="000000"/>
-              <w:left w:val="single" w:sz="4" w:space="0" w:color="000000"/>
-              <w:bottom w:val="single" w:sz="4" w:space="0" w:color="000000"/>
-              <w:right w:val="single" w:sz="4" w:space="0" w:color="000000"/>
-              <w:insideH w:val="none"/>
-              <w:insideV w:val="none"/>
-            </w:tcBorders>
-          </w:tcPr>
-          <w:p>
-            <w:pPr>
-              <w:spacing w:before="40" w:after="40" w:line="276" w:lineRule="auto"/>
-              <w:jc w:val="left"/>
-            </w:pPr>
-            <w:r>
-              <w:rPr>
-                <w:rFonts w:ascii="Times New Roman" w:hAnsi="Times New Roman"/>
-                <w:b/>
-                <w:i w:val="0"/>
-                <w:color w:val="000000"/>
-                <w:sz w:val="21"/>
-              </w:rPr>
-              <w:t>GitHub Repository Link:</w:t>
-            </w:r>
-          </w:p>
-        </w:tc>
-        <w:tc>
-          <w:tcPr>
-            <w:tcW w:type="dxa" w:w="4680"/>
-            <w:tcBorders>
-              <w:top w:val="single" w:sz="4" w:space="0" w:color="000000"/>
-              <w:left w:val="single" w:sz="4" w:space="0" w:color="000000"/>
-              <w:bottom w:val="single" w:sz="4" w:space="0" w:color="000000"/>
-              <w:right w:val="single" w:sz="4" w:space="0" w:color="000000"/>
-              <w:insideH w:val="none"/>
-              <w:insideV w:val="none"/>
-            </w:tcBorders>
-          </w:tcPr>
-          <w:p>
-            <w:pPr>
-              <w:spacing w:before="40" w:after="40" w:line="276" w:lineRule="auto"/>
-              <w:jc w:val="left"/>
-            </w:pPr>
-            <w:r>
-              <w:rPr>
-                <w:rFonts w:ascii="Times New Roman" w:hAnsi="Times New Roman"/>
-                <w:b w:val="0"/>
-                <w:i w:val="0"/>
-                <w:color w:val="000000"/>
-                <w:sz w:val="21"/>
-              </w:rPr>
-              <w:t>https://github.com/theajmalrazaq/dlpass</w:t>
-            </w:r>
-          </w:p>
-        </w:tc>
-      </w:tr>
-    </w:tbl>
     <w:p>
       <w:pPr>
-        <w:spacing w:before="0" w:after="120" w:line="276" w:lineRule="auto"/>
+        <w:spacing w:before="0" w:after="240" w:line="276" w:lineRule="auto"/>
+        <w:jc w:val="left"/>
       </w:pPr>
       <w:r>
         <w:rPr>
           <w:rFonts w:ascii="Times New Roman" w:hAnsi="Times New Roman"/>
+          <w:b w:val="0"/>
+          <w:i w:val="0"/>
           <w:color w:val="000000"/>
-          <w:sz w:val="24"/>
+          <w:sz w:val="22"/>
         </w:rPr>
-        <w:t>Our architecture, CIFARInceptionNet, contains exactly 365,290 parameters—well under the 1,000,000 ceiling. It combines a two-stage stem, two Inception blocks (1x1, 3x3, 5x5, and maxpool branches), and a regularized classification head.</w:t>
+        <w:t>——————————————————————————————————————————————————</w:t>
       </w:r>
     </w:p>
     <w:p>
       <w:pPr>
-        <w:spacing w:before="280" w:after="80" w:line="276" w:lineRule="auto"/>
+        <w:spacing w:before="120" w:after="80" w:line="276" w:lineRule="auto"/>
         <w:jc w:val="left"/>
       </w:pPr>
       <w:r>
@@ -440,37 +65,74 @@
           <w:b/>
           <w:i w:val="0"/>
           <w:color w:val="000000"/>
-          <w:sz w:val="28"/>
+          <w:sz w:val="24"/>
         </w:rPr>
-        <w:t>2. Part A: Baseline Model &amp; Failure Diagnosis</w:t>
+        <w:t>1. Final Results and Model Architecture</w:t>
+      </w:r>
+    </w:p>
+    <w:p>
+      <w:pPr>
+        <w:spacing w:before="0" w:after="200" w:line="276" w:lineRule="auto"/>
+        <w:jc w:val="left"/>
+      </w:pPr>
+      <w:r>
+        <w:rPr>
+          <w:rFonts w:ascii="Times New Roman" w:hAnsi="Times New Roman"/>
+          <w:b w:val="0"/>
+          <w:i w:val="0"/>
+          <w:color w:val="000000"/>
+          <w:sz w:val="22"/>
+        </w:rPr>
+        <w:t>• Final Shifted-Test Accuracy: 14.65% ± 1.70% (evaluated across seeds 42, 123, 999) | Final Shifted Test Single Run: 12.32%</w:t>
+        <w:br/>
+        <w:t>• Clean-Test Accuracy: 36.29% ± 1.58% | Validation Accuracy: 45.67% ± 1.89%</w:t>
+        <w:br/>
+        <w:t>• Hidden-Corruption Accuracy: 35.26% (tested on 10,000 clean test images with defocus blur)</w:t>
+        <w:br/>
+        <w:t>• Trainable Parameters: 365,290 parameters (within the 1,000,000 limit), trained from scratch.</w:t>
+        <w:br/>
+        <w:t>• Winning Configuration: Random crop with reflect padding, horizontal flip, rotation up to ±25°, brightness and contrast jitter (±35%), mild blur and noise, Cutout (8%–25% patch), Mixup (alpha=0.2), and label smoothing (0.1). Trained with AdamW (lr=0.003, weight decay 5e-4) and Cosine Annealing.</w:t>
+        <w:br/>
+        <w:t>• Single Change Contributing Most: Cutout / Random Erasing gave the most noticeable boost against occlusion (+1.02% over baseline, reaching 15.58% ± 1.24%). By dropping random rectangular patches, it forces the network to use multiple parts of the image instead of failing when a single key spot is occluded.</w:t>
+      </w:r>
+    </w:p>
+    <w:p>
+      <w:pPr>
+        <w:spacing w:before="120" w:after="80" w:line="276" w:lineRule="auto"/>
+        <w:jc w:val="left"/>
+      </w:pPr>
+      <w:r>
+        <w:rPr>
+          <w:rFonts w:ascii="Times New Roman" w:hAnsi="Times New Roman"/>
+          <w:b/>
+          <w:i w:val="0"/>
+          <w:color w:val="000000"/>
+          <w:sz w:val="24"/>
+        </w:rPr>
+        <w:t>2. Part A</w:t>
       </w:r>
     </w:p>
     <w:p>
       <w:pPr>
         <w:spacing w:before="0" w:after="120" w:line="276" w:lineRule="auto"/>
+        <w:jc w:val="left"/>
       </w:pPr>
       <w:r>
         <w:rPr>
           <w:rFonts w:ascii="Times New Roman" w:hAnsi="Times New Roman"/>
+          <w:b w:val="0"/>
+          <w:i w:val="0"/>
           <w:color w:val="000000"/>
-          <w:sz w:val="24"/>
+          <w:sz w:val="22"/>
         </w:rPr>
-        <w:t>We first trained the baseline network on the 400 clean images with zero augmentation using random seed 42. Training ran for 45 epochs using AdamW (learning rate 0.003, weight decay 5e-4) with cosine annealing learning rate decay.</w:t>
+        <w:t>• Baseline Scores: Training: 99.50% | Validation: 54.00% | Clean-Test: 40.60% | Shifted-Test: 14.13%.</w:t>
         <w:br/>
-        <w:t>- Training Accuracy: 99.50%</w:t>
-        <w:br/>
-        <w:t>- Validation Accuracy: 54.00%</w:t>
-        <w:br/>
-        <w:t>- Clean Test Accuracy: 40.60%</w:t>
-        <w:br/>
-        <w:t>- Shifted Test Accuracy: 14.13%</w:t>
-        <w:br/>
-        <w:t>- Generalization Gap (Clean vs Shifted): 26.47%</w:t>
+        <w:t>• Diagnosis: The network overfits because 400 clean images are not enough to train a 365k-parameter CNN without augmentation. It hits 99.50% training accuracy by memorizing pixel values, but gets only 40.60% on clean test and 14.13% on shifted test. The shifted images introduce rotations, lighting shifts, and 25% occlusions that the baseline never saw during training, so its predictions collapse down to near random chance.</w:t>
       </w:r>
     </w:p>
     <w:p>
       <w:pPr>
-        <w:spacing w:before="120" w:after="40"/>
+        <w:spacing w:before="80" w:after="40"/>
         <w:jc w:val="center"/>
       </w:pPr>
       <w:r>
@@ -510,7 +172,7 @@
     </w:p>
     <w:p>
       <w:pPr>
-        <w:spacing w:before="80" w:after="200" w:line="276" w:lineRule="auto"/>
+        <w:spacing w:before="40" w:after="200" w:line="276" w:lineRule="auto"/>
         <w:jc w:val="center"/>
       </w:pPr>
       <w:r>
@@ -521,12 +183,12 @@
           <w:color w:val="000000"/>
           <w:sz w:val="20"/>
         </w:rPr>
-        <w:t>Figure 1: Baseline learning curves on 400 clean images. Left: Cross-entropy loss. Right: Classification accuracy.</w:t>
+        <w:t>Figure 1: Baseline Training and Validation Loss/Accuracy curves showing memorization.</w:t>
       </w:r>
     </w:p>
     <w:p>
       <w:pPr>
-        <w:spacing w:before="200" w:after="60" w:line="276" w:lineRule="auto"/>
+        <w:spacing w:before="120" w:after="80" w:line="276" w:lineRule="auto"/>
         <w:jc w:val="left"/>
       </w:pPr>
       <w:r>
@@ -537,54 +199,66 @@
           <w:color w:val="000000"/>
           <w:sz w:val="24"/>
         </w:rPr>
-        <w:t>Diagnostic Explanation of the Gap:</w:t>
+        <w:t>3. Part B</w:t>
       </w:r>
     </w:p>
     <w:p>
       <w:pPr>
         <w:spacing w:before="0" w:after="120" w:line="276" w:lineRule="auto"/>
-      </w:pPr>
-      <w:r>
-        <w:rPr>
-          <w:rFonts w:ascii="Times New Roman" w:hAnsi="Times New Roman"/>
-          <w:color w:val="000000"/>
-          <w:sz w:val="24"/>
-        </w:rPr>
-        <w:t>The gap between clean test accuracy (40.60%) and shifted test accuracy (14.13%) is driven by two combined problems: severe overfitting and covariate shift. With only 400 clean training examples, the 365k-parameter network easily memorizes specific pixel values rather than general object silhouettes, pushing training accuracy to 100%. When presented with rotated, blurred, and occluded test images, those high-frequency pixel shortcuts disappear, and predictions drop down near random guessing (10%).</w:t>
-      </w:r>
-    </w:p>
-    <w:p>
-      <w:pPr>
-        <w:spacing w:before="280" w:after="80" w:line="276" w:lineRule="auto"/>
         <w:jc w:val="left"/>
       </w:pPr>
       <w:r>
         <w:rPr>
           <w:rFonts w:ascii="Times New Roman" w:hAnsi="Times New Roman"/>
-          <w:b/>
+          <w:b w:val="0"/>
           <w:i w:val="0"/>
           <w:color w:val="000000"/>
-          <w:sz w:val="28"/>
+          <w:sz w:val="22"/>
         </w:rPr>
-        <w:t>3. Part B: Augmentation Strategy Design &amp; Trade-offs</w:t>
+        <w:t>1. Would vertical flip help or hurt on CIFAR-10? Why?</w:t>
+        <w:br/>
+        <w:t>Vertical flipping hurts CIFAR-10 accuracy. Real objects like cars, ships, planes, and horses sit upright under gravity. Flipping them upside down creates impossible scenes that never show up in the test set, confusing the model on basic class orientations.</w:t>
       </w:r>
     </w:p>
     <w:p>
       <w:pPr>
         <w:spacing w:before="0" w:after="120" w:line="276" w:lineRule="auto"/>
+        <w:jc w:val="left"/>
       </w:pPr>
       <w:r>
         <w:rPr>
           <w:rFonts w:ascii="Times New Roman" w:hAnsi="Times New Roman"/>
+          <w:b w:val="0"/>
+          <w:i w:val="0"/>
           <w:color w:val="000000"/>
-          <w:sz w:val="24"/>
+          <w:sz w:val="22"/>
         </w:rPr>
-        <w:t>To build resistance against composite test perturbations, our training pipeline applies random cropping (32x32, padding 4), horizontal flips, rotations up to ±25°, color jitter, Gaussian blur, sensor noise, Cutout, and Mixup with label smoothing.</w:t>
+        <w:t>2. If you augment with rotation up to ±90° but the test only has ±25°, what is the trade-off?</w:t>
+        <w:br/>
+        <w:t>Training with ±90° rotation forces the network to spend its parameters learning extreme angles that do not exist in the test set, which only has ±25°. That leaves less capacity to separate classes in normal upright or slightly tilted positions.</w:t>
       </w:r>
     </w:p>
     <w:p>
       <w:pPr>
-        <w:spacing w:before="200" w:after="60" w:line="276" w:lineRule="auto"/>
+        <w:spacing w:before="0" w:after="200" w:line="276" w:lineRule="auto"/>
+        <w:jc w:val="left"/>
+      </w:pPr>
+      <w:r>
+        <w:rPr>
+          <w:rFonts w:ascii="Times New Roman" w:hAnsi="Times New Roman"/>
+          <w:b w:val="0"/>
+          <w:i w:val="0"/>
+          <w:color w:val="000000"/>
+          <w:sz w:val="22"/>
+        </w:rPr>
+        <w:t>3. Why can too much augmentation reduce accuracy on such a small model?</w:t>
+        <w:br/>
+        <w:t>When you stack too many heavy augmentations on 400 images, the transformed inputs become hard to distinguish and labels stop making sense. A small model cannot learn a clean decision boundary from heavily distorted images, so it ends up underfitting.</w:t>
+      </w:r>
+    </w:p>
+    <w:p>
+      <w:pPr>
+        <w:spacing w:before="120" w:after="80" w:line="276" w:lineRule="auto"/>
         <w:jc w:val="left"/>
       </w:pPr>
       <w:r>
@@ -595,25 +269,36 @@
           <w:color w:val="000000"/>
           <w:sz w:val="24"/>
         </w:rPr>
-        <w:t>Question 1: Would vertical flip help or hurt on CIFAR-10? Why?</w:t>
+        <w:t>4. Part C</w:t>
       </w:r>
     </w:p>
     <w:p>
       <w:pPr>
-        <w:spacing w:before="0" w:after="120" w:line="276" w:lineRule="auto"/>
+        <w:spacing w:before="0" w:after="200" w:line="276" w:lineRule="auto"/>
+        <w:jc w:val="left"/>
       </w:pPr>
       <w:r>
         <w:rPr>
           <w:rFonts w:ascii="Times New Roman" w:hAnsi="Times New Roman"/>
+          <w:b w:val="0"/>
+          <w:i w:val="0"/>
           <w:color w:val="000000"/>
-          <w:sz w:val="24"/>
+          <w:sz w:val="22"/>
         </w:rPr>
-        <w:t>Vertical flipping clearly hurts performance on CIFAR-10. Real-world objects in this dataset (cars, trucks, horses, dogs, ships, planes) are bound by gravity. In normal photography, the ground is below and the sky is above. Flipping an image upside down produces orientations that never appear in either clean or shifted test sets. On a tiny training set of 400 images, teaching the network to recognize inverted vehicles wastes limited capacity and blurs decision boundaries.</w:t>
+        <w:t>• Dropout (0.4): Put after Global Average Pooling and before the final linear layer. Convolutional feature maps share spatial information between neighbor pixels, so dropping single pixels early on does not prevent co-adaptation. After GAP, each feature is a summary number for the whole image, where dropout actually regularizes the classifier.</w:t>
+        <w:br/>
+        <w:t>• BatchNorm: Placed after each convolution before ReLU to keep activations on a steady scale across batches.</w:t>
+        <w:br/>
+        <w:t>• AdamW with Weight Decay (5e-4): Decoupled weight decay limits weight sizes directly, preventing the small training set from driving weights too high.</w:t>
+        <w:br/>
+        <w:t>• CosineAnnealingLR: Drops learning rate smoothly from 0.003 down to 1e-5 across training, starting fast and settling into stable weights.</w:t>
+        <w:br/>
+        <w:t>• Early Stopping and Label Smoothing: Early stopping watches the 100-image validation split with patience 15 to stop before the model memorizes the training data. Label smoothing (0.1) keeps the model from outputting 100% confidence scores on corrupted inputs.</w:t>
       </w:r>
     </w:p>
     <w:p>
       <w:pPr>
-        <w:spacing w:before="200" w:after="60" w:line="276" w:lineRule="auto"/>
+        <w:spacing w:before="120" w:after="80" w:line="276" w:lineRule="auto"/>
         <w:jc w:val="left"/>
       </w:pPr>
       <w:r>
@@ -624,141 +309,7 @@
           <w:color w:val="000000"/>
           <w:sz w:val="24"/>
         </w:rPr>
-        <w:t>Question 2: If you augment with rotation up to ±90° but the test only has ±25°, what is the trade-off?</w:t>
-      </w:r>
-    </w:p>
-    <w:p>
-      <w:pPr>
-        <w:spacing w:before="0" w:after="120" w:line="276" w:lineRule="auto"/>
-      </w:pPr>
-      <w:r>
-        <w:rPr>
-          <w:rFonts w:ascii="Times New Roman" w:hAnsi="Times New Roman"/>
-          <w:color w:val="000000"/>
-          <w:sz w:val="24"/>
-        </w:rPr>
-        <w:t>Rotating up to ±90° introduces a trade-off between excessive invariance and upright feature clarity. CIFAR-10 classes rely on canonical upright poses. Rotating an image sideways (e.g., 70° or 90°) changes its visual aspect ratio dramatically. Because the corrupted test set only rotates up to ±25°, training with ±90° forces the model to learn orientations it will never encounter at test time, hurting its accuracy on normal upright images.</w:t>
-      </w:r>
-    </w:p>
-    <w:p>
-      <w:pPr>
-        <w:spacing w:before="200" w:after="60" w:line="276" w:lineRule="auto"/>
-        <w:jc w:val="left"/>
-      </w:pPr>
-      <w:r>
-        <w:rPr>
-          <w:rFonts w:ascii="Times New Roman" w:hAnsi="Times New Roman"/>
-          <w:b/>
-          <w:i w:val="0"/>
-          <w:color w:val="000000"/>
-          <w:sz w:val="24"/>
-        </w:rPr>
-        <w:t>Question 3: Why can too much augmentation reduce accuracy on such a small model?</w:t>
-      </w:r>
-    </w:p>
-    <w:p>
-      <w:pPr>
-        <w:spacing w:before="0" w:after="120" w:line="276" w:lineRule="auto"/>
-      </w:pPr>
-      <w:r>
-        <w:rPr>
-          <w:rFonts w:ascii="Times New Roman" w:hAnsi="Times New Roman"/>
-          <w:color w:val="000000"/>
-          <w:sz w:val="24"/>
-        </w:rPr>
-        <w:t>With only 400 training images and a 365k-parameter network, stacking too many aggressive distortions at the same time destroys recognizable features. Unlike large networks trained on millions of images, a compact network cannot disentangle five simultaneous heavy corruptions from real object geometry. When the training data becomes too noisy, the model fails to learn clear class prototypes and underfits.</w:t>
-      </w:r>
-    </w:p>
-    <w:p>
-      <w:pPr>
-        <w:spacing w:before="280" w:after="80" w:line="276" w:lineRule="auto"/>
-        <w:jc w:val="left"/>
-      </w:pPr>
-      <w:r>
-        <w:rPr>
-          <w:rFonts w:ascii="Times New Roman" w:hAnsi="Times New Roman"/>
-          <w:b/>
-          <w:i w:val="0"/>
-          <w:color w:val="000000"/>
-          <w:sz w:val="28"/>
-        </w:rPr>
-        <w:t>4. Part C: Regularization &amp; Training Pipeline Design</w:t>
-      </w:r>
-    </w:p>
-    <w:p>
-      <w:pPr>
-        <w:spacing w:before="0" w:after="120" w:line="276" w:lineRule="auto"/>
-      </w:pPr>
-      <w:r>
-        <w:rPr>
-          <w:rFonts w:ascii="Times New Roman" w:hAnsi="Times New Roman"/>
-          <w:color w:val="000000"/>
-          <w:sz w:val="24"/>
-        </w:rPr>
-        <w:t>We placed each regularization component intentionally to stabilize training without choking feature extraction:</w:t>
-        <w:br/>
-        <w:br/>
-        <w:t>1. Dropout (0.4): Placed in the classification head after Global Average Pooling (GAP). We avoid putting Dropout between early convolutional layers because neighboring pixels are strongly correlated—if one pixel is dropped, adjacent pixels still carry the information. After GAP, the spatial grid is compressed into a single 192-dimensional vector of high-level features, where Dropout effectively prevents neurons from co-adapting.</w:t>
-        <w:br/>
-        <w:br/>
-        <w:t>2. Batch Normalization: Applied after each convolution and inside the classification head. It stabilizes activations across small batches and helps gradients flow smoothly during early epochs.</w:t>
-        <w:br/>
-        <w:br/>
-        <w:t>3. Weight Decay (5e-4): Used in AdamW to keep weight values from exploding, preventing the network from overfitting to individual training images.</w:t>
-        <w:br/>
-        <w:br/>
-        <w:t>4. Learning Rate Schedule: Cosine annealing decays the learning rate from 0.003 down to 1e-5 over 45 epochs, giving the optimizer room to explore early on and settle into a stable minimum later.</w:t>
-        <w:br/>
-        <w:br/>
-        <w:t>5. Early Stopping (Patience = 15): Monitors validation accuracy on the 100-sample validation set, saving the best weights and halting if validation accuracy plateaus after epoch 25.</w:t>
-        <w:br/>
-        <w:br/>
-        <w:t>6. Label Smoothing (0.1): Softens hard one-hot targets (0.9 for the true class, 0.01 for others), preventing the model from producing overconfident output logits on corrupted inputs.</w:t>
-      </w:r>
-    </w:p>
-    <w:p>
-      <w:pPr>
-        <w:spacing w:before="280" w:after="80" w:line="276" w:lineRule="auto"/>
-        <w:jc w:val="left"/>
-      </w:pPr>
-      <w:r>
-        <w:rPr>
-          <w:rFonts w:ascii="Times New Roman" w:hAnsi="Times New Roman"/>
-          <w:b/>
-          <w:i w:val="0"/>
-          <w:color w:val="000000"/>
-          <w:sz w:val="28"/>
-        </w:rPr>
-        <w:t>5. Part D: Ablation Study Across 7 Configurations</w:t>
-      </w:r>
-    </w:p>
-    <w:p>
-      <w:pPr>
-        <w:spacing w:before="0" w:after="120" w:line="276" w:lineRule="auto"/>
-      </w:pPr>
-      <w:r>
-        <w:rPr>
-          <w:rFonts w:ascii="Times New Roman" w:hAnsi="Times New Roman"/>
-          <w:color w:val="000000"/>
-          <w:sz w:val="24"/>
-        </w:rPr>
-        <w:t>Table 1 shows validation, clean test, and shifted test accuracy across all seven required configurations. All values report the mean ± standard deviation across three random seeds (42, 123, 999). Every model uses 365,290 parameters.</w:t>
-      </w:r>
-    </w:p>
-    <w:p>
-      <w:pPr>
-        <w:spacing w:before="80" w:after="120" w:line="276" w:lineRule="auto"/>
-        <w:jc w:val="center"/>
-      </w:pPr>
-      <w:r>
-        <w:rPr>
-          <w:rFonts w:ascii="Times New Roman" w:hAnsi="Times New Roman"/>
-          <w:b w:val="0"/>
-          <w:i w:val="0"/>
-          <w:color w:val="000000"/>
-          <w:sz w:val="22"/>
-        </w:rPr>
-        <w:t>Table 1: Ablation Study Results on CIFAR-10 Across 3 Seeds (42, 123, 999)</w:t>
+        <w:t>5. Part D</w:t>
       </w:r>
     </w:p>
     <w:tbl>
@@ -768,22 +319,20 @@
         <w:tblLook w:firstColumn="1" w:firstRow="1" w:lastColumn="0" w:lastRow="0" w:noHBand="0" w:noVBand="1" w:val="04A0"/>
       </w:tblPr>
       <w:tblGrid>
-        <w:gridCol w:w="1560"/>
-        <w:gridCol w:w="1560"/>
-        <w:gridCol w:w="1560"/>
-        <w:gridCol w:w="1560"/>
-        <w:gridCol w:w="1560"/>
-        <w:gridCol w:w="1560"/>
+        <w:gridCol w:w="2340"/>
+        <w:gridCol w:w="2340"/>
+        <w:gridCol w:w="2340"/>
+        <w:gridCol w:w="2340"/>
       </w:tblGrid>
       <w:tr>
         <w:tc>
           <w:tcPr>
-            <w:tcW w:type="dxa" w:w="1560"/>
+            <w:tcW w:type="dxa" w:w="2340"/>
             <w:tcBorders>
-              <w:top w:val="single" w:sz="8" w:space="0" w:color="000000"/>
-              <w:left w:val="none"/>
+              <w:top w:val="single" w:sz="6" w:space="0" w:color="000000"/>
+              <w:left w:val="single" w:sz="4" w:space="0" w:color="000000"/>
               <w:bottom w:val="single" w:sz="6" w:space="0" w:color="000000"/>
-              <w:right w:val="none"/>
+              <w:right w:val="single" w:sz="4" w:space="0" w:color="000000"/>
               <w:insideH w:val="none"/>
               <w:insideV w:val="none"/>
             </w:tcBorders>
@@ -791,7 +340,7 @@
           <w:p>
             <w:pPr>
               <w:spacing w:before="40" w:after="40" w:line="276" w:lineRule="auto"/>
-              <w:jc w:val="center"/>
+              <w:jc w:val="left"/>
             </w:pPr>
             <w:r>
               <w:rPr>
@@ -799,7 +348,7 @@
                 <w:b/>
                 <w:i w:val="0"/>
                 <w:color w:val="000000"/>
-                <w:sz w:val="19"/>
+                <w:sz w:val="20"/>
               </w:rPr>
               <w:t>Configuration</w:t>
             </w:r>
@@ -807,12 +356,12 @@
         </w:tc>
         <w:tc>
           <w:tcPr>
-            <w:tcW w:type="dxa" w:w="1560"/>
+            <w:tcW w:type="dxa" w:w="2340"/>
             <w:tcBorders>
-              <w:top w:val="single" w:sz="8" w:space="0" w:color="000000"/>
-              <w:left w:val="none"/>
+              <w:top w:val="single" w:sz="6" w:space="0" w:color="000000"/>
+              <w:left w:val="single" w:sz="4" w:space="0" w:color="000000"/>
               <w:bottom w:val="single" w:sz="6" w:space="0" w:color="000000"/>
-              <w:right w:val="none"/>
+              <w:right w:val="single" w:sz="4" w:space="0" w:color="000000"/>
               <w:insideH w:val="none"/>
               <w:insideV w:val="none"/>
             </w:tcBorders>
@@ -820,7 +369,7 @@
           <w:p>
             <w:pPr>
               <w:spacing w:before="40" w:after="40" w:line="276" w:lineRule="auto"/>
-              <w:jc w:val="center"/>
+              <w:jc w:val="left"/>
             </w:pPr>
             <w:r>
               <w:rPr>
@@ -828,20 +377,20 @@
                 <w:b/>
                 <w:i w:val="0"/>
                 <w:color w:val="000000"/>
-                <w:sz w:val="19"/>
+                <w:sz w:val="20"/>
               </w:rPr>
-              <w:t>Parameters</w:t>
+              <w:t>Validation Acc</w:t>
             </w:r>
           </w:p>
         </w:tc>
         <w:tc>
           <w:tcPr>
-            <w:tcW w:type="dxa" w:w="1560"/>
+            <w:tcW w:type="dxa" w:w="2340"/>
             <w:tcBorders>
-              <w:top w:val="single" w:sz="8" w:space="0" w:color="000000"/>
-              <w:left w:val="none"/>
+              <w:top w:val="single" w:sz="6" w:space="0" w:color="000000"/>
+              <w:left w:val="single" w:sz="4" w:space="0" w:color="000000"/>
               <w:bottom w:val="single" w:sz="6" w:space="0" w:color="000000"/>
-              <w:right w:val="none"/>
+              <w:right w:val="single" w:sz="4" w:space="0" w:color="000000"/>
               <w:insideH w:val="none"/>
               <w:insideV w:val="none"/>
             </w:tcBorders>
@@ -849,7 +398,7 @@
           <w:p>
             <w:pPr>
               <w:spacing w:before="40" w:after="40" w:line="276" w:lineRule="auto"/>
-              <w:jc w:val="center"/>
+              <w:jc w:val="left"/>
             </w:pPr>
             <w:r>
               <w:rPr>
@@ -857,20 +406,20 @@
                 <w:b/>
                 <w:i w:val="0"/>
                 <w:color w:val="000000"/>
-                <w:sz w:val="19"/>
+                <w:sz w:val="20"/>
               </w:rPr>
-              <w:t>Val Acc (%)</w:t>
+              <w:t>Clean Test Acc</w:t>
             </w:r>
           </w:p>
         </w:tc>
         <w:tc>
           <w:tcPr>
-            <w:tcW w:type="dxa" w:w="1560"/>
+            <w:tcW w:type="dxa" w:w="2340"/>
             <w:tcBorders>
-              <w:top w:val="single" w:sz="8" w:space="0" w:color="000000"/>
-              <w:left w:val="none"/>
+              <w:top w:val="single" w:sz="6" w:space="0" w:color="000000"/>
+              <w:left w:val="single" w:sz="4" w:space="0" w:color="000000"/>
               <w:bottom w:val="single" w:sz="6" w:space="0" w:color="000000"/>
-              <w:right w:val="none"/>
+              <w:right w:val="single" w:sz="4" w:space="0" w:color="000000"/>
               <w:insideH w:val="none"/>
               <w:insideV w:val="none"/>
             </w:tcBorders>
@@ -878,7 +427,7 @@
           <w:p>
             <w:pPr>
               <w:spacing w:before="40" w:after="40" w:line="276" w:lineRule="auto"/>
-              <w:jc w:val="center"/>
+              <w:jc w:val="left"/>
             </w:pPr>
             <w:r>
               <w:rPr>
@@ -886,67 +435,9 @@
                 <w:b/>
                 <w:i w:val="0"/>
                 <w:color w:val="000000"/>
-                <w:sz w:val="19"/>
+                <w:sz w:val="20"/>
               </w:rPr>
-              <w:t>Clean Test (%)</w:t>
-            </w:r>
-          </w:p>
-        </w:tc>
-        <w:tc>
-          <w:tcPr>
-            <w:tcW w:type="dxa" w:w="1560"/>
-            <w:tcBorders>
-              <w:top w:val="single" w:sz="8" w:space="0" w:color="000000"/>
-              <w:left w:val="none"/>
-              <w:bottom w:val="single" w:sz="6" w:space="0" w:color="000000"/>
-              <w:right w:val="none"/>
-              <w:insideH w:val="none"/>
-              <w:insideV w:val="none"/>
-            </w:tcBorders>
-          </w:tcPr>
-          <w:p>
-            <w:pPr>
-              <w:spacing w:before="40" w:after="40" w:line="276" w:lineRule="auto"/>
-              <w:jc w:val="center"/>
-            </w:pPr>
-            <w:r>
-              <w:rPr>
-                <w:rFonts w:ascii="Times New Roman" w:hAnsi="Times New Roman"/>
-                <w:b/>
-                <w:i w:val="0"/>
-                <w:color w:val="000000"/>
-                <w:sz w:val="19"/>
-              </w:rPr>
-              <w:t>Shifted Test (%)</w:t>
-            </w:r>
-          </w:p>
-        </w:tc>
-        <w:tc>
-          <w:tcPr>
-            <w:tcW w:type="dxa" w:w="1560"/>
-            <w:tcBorders>
-              <w:top w:val="single" w:sz="8" w:space="0" w:color="000000"/>
-              <w:left w:val="none"/>
-              <w:bottom w:val="single" w:sz="6" w:space="0" w:color="000000"/>
-              <w:right w:val="none"/>
-              <w:insideH w:val="none"/>
-              <w:insideV w:val="none"/>
-            </w:tcBorders>
-          </w:tcPr>
-          <w:p>
-            <w:pPr>
-              <w:spacing w:before="40" w:after="40" w:line="276" w:lineRule="auto"/>
-              <w:jc w:val="center"/>
-            </w:pPr>
-            <w:r>
-              <w:rPr>
-                <w:rFonts w:ascii="Times New Roman" w:hAnsi="Times New Roman"/>
-                <w:b/>
-                <w:i w:val="0"/>
-                <w:color w:val="000000"/>
-                <w:sz w:val="19"/>
-              </w:rPr>
-              <w:t>Robustness Drop (Δ)</w:t>
+              <w:t>Shifted Test Acc</w:t>
             </w:r>
           </w:p>
         </w:tc>
@@ -954,12 +445,12 @@
       <w:tr>
         <w:tc>
           <w:tcPr>
-            <w:tcW w:type="dxa" w:w="1560"/>
+            <w:tcW w:type="dxa" w:w="2340"/>
             <w:tcBorders>
-              <w:top w:val="single" w:sz="2" w:space="0" w:color="000000"/>
-              <w:left w:val="none"/>
-              <w:bottom w:val="single" w:sz="2" w:space="0" w:color="000000"/>
-              <w:right w:val="none"/>
+              <w:top w:val="single" w:sz="4" w:space="0" w:color="000000"/>
+              <w:left w:val="single" w:sz="4" w:space="0" w:color="000000"/>
+              <w:bottom w:val="single" w:sz="4" w:space="0" w:color="000000"/>
+              <w:right w:val="single" w:sz="4" w:space="0" w:color="000000"/>
               <w:insideH w:val="none"/>
               <w:insideV w:val="none"/>
             </w:tcBorders>
@@ -983,12 +474,12 @@
         </w:tc>
         <w:tc>
           <w:tcPr>
-            <w:tcW w:type="dxa" w:w="1560"/>
+            <w:tcW w:type="dxa" w:w="2340"/>
             <w:tcBorders>
-              <w:top w:val="single" w:sz="2" w:space="0" w:color="000000"/>
-              <w:left w:val="none"/>
-              <w:bottom w:val="single" w:sz="2" w:space="0" w:color="000000"/>
-              <w:right w:val="none"/>
+              <w:top w:val="single" w:sz="4" w:space="0" w:color="000000"/>
+              <w:left w:val="single" w:sz="4" w:space="0" w:color="000000"/>
+              <w:bottom w:val="single" w:sz="4" w:space="0" w:color="000000"/>
+              <w:right w:val="single" w:sz="4" w:space="0" w:color="000000"/>
               <w:insideH w:val="none"/>
               <w:insideV w:val="none"/>
             </w:tcBorders>
@@ -996,7 +487,7 @@
           <w:p>
             <w:pPr>
               <w:spacing w:before="40" w:after="40" w:line="276" w:lineRule="auto"/>
-              <w:jc w:val="center"/>
+              <w:jc w:val="left"/>
             </w:pPr>
             <w:r>
               <w:rPr>
@@ -1006,18 +497,18 @@
                 <w:color w:val="000000"/>
                 <w:sz w:val="19"/>
               </w:rPr>
-              <w:t>365,290</w:t>
+              <w:t>53.0 ± 2.2%</w:t>
             </w:r>
           </w:p>
         </w:tc>
         <w:tc>
           <w:tcPr>
-            <w:tcW w:type="dxa" w:w="1560"/>
+            <w:tcW w:type="dxa" w:w="2340"/>
             <w:tcBorders>
-              <w:top w:val="single" w:sz="2" w:space="0" w:color="000000"/>
-              <w:left w:val="none"/>
-              <w:bottom w:val="single" w:sz="2" w:space="0" w:color="000000"/>
-              <w:right w:val="none"/>
+              <w:top w:val="single" w:sz="4" w:space="0" w:color="000000"/>
+              <w:left w:val="single" w:sz="4" w:space="0" w:color="000000"/>
+              <w:bottom w:val="single" w:sz="4" w:space="0" w:color="000000"/>
+              <w:right w:val="single" w:sz="4" w:space="0" w:color="000000"/>
               <w:insideH w:val="none"/>
               <w:insideV w:val="none"/>
             </w:tcBorders>
@@ -1025,7 +516,7 @@
           <w:p>
             <w:pPr>
               <w:spacing w:before="40" w:after="40" w:line="276" w:lineRule="auto"/>
-              <w:jc w:val="center"/>
+              <w:jc w:val="left"/>
             </w:pPr>
             <w:r>
               <w:rPr>
@@ -1035,18 +526,18 @@
                 <w:color w:val="000000"/>
                 <w:sz w:val="19"/>
               </w:rPr>
-              <w:t>53.0 ± 2.2</w:t>
+              <w:t>42.00 ± 0.99%</w:t>
             </w:r>
           </w:p>
         </w:tc>
         <w:tc>
           <w:tcPr>
-            <w:tcW w:type="dxa" w:w="1560"/>
+            <w:tcW w:type="dxa" w:w="2340"/>
             <w:tcBorders>
-              <w:top w:val="single" w:sz="2" w:space="0" w:color="000000"/>
-              <w:left w:val="none"/>
-              <w:bottom w:val="single" w:sz="2" w:space="0" w:color="000000"/>
-              <w:right w:val="none"/>
+              <w:top w:val="single" w:sz="4" w:space="0" w:color="000000"/>
+              <w:left w:val="single" w:sz="4" w:space="0" w:color="000000"/>
+              <w:bottom w:val="single" w:sz="4" w:space="0" w:color="000000"/>
+              <w:right w:val="single" w:sz="4" w:space="0" w:color="000000"/>
               <w:insideH w:val="none"/>
               <w:insideV w:val="none"/>
             </w:tcBorders>
@@ -1054,7 +545,7 @@
           <w:p>
             <w:pPr>
               <w:spacing w:before="40" w:after="40" w:line="276" w:lineRule="auto"/>
-              <w:jc w:val="center"/>
+              <w:jc w:val="left"/>
             </w:pPr>
             <w:r>
               <w:rPr>
@@ -1064,65 +555,7 @@
                 <w:color w:val="000000"/>
                 <w:sz w:val="19"/>
               </w:rPr>
-              <w:t>42.00 ± 0.99</w:t>
-            </w:r>
-          </w:p>
-        </w:tc>
-        <w:tc>
-          <w:tcPr>
-            <w:tcW w:type="dxa" w:w="1560"/>
-            <w:tcBorders>
-              <w:top w:val="single" w:sz="2" w:space="0" w:color="000000"/>
-              <w:left w:val="none"/>
-              <w:bottom w:val="single" w:sz="2" w:space="0" w:color="000000"/>
-              <w:right w:val="none"/>
-              <w:insideH w:val="none"/>
-              <w:insideV w:val="none"/>
-            </w:tcBorders>
-          </w:tcPr>
-          <w:p>
-            <w:pPr>
-              <w:spacing w:before="40" w:after="40" w:line="276" w:lineRule="auto"/>
-              <w:jc w:val="center"/>
-            </w:pPr>
-            <w:r>
-              <w:rPr>
-                <w:rFonts w:ascii="Times New Roman" w:hAnsi="Times New Roman"/>
-                <w:b w:val="0"/>
-                <w:i w:val="0"/>
-                <w:color w:val="000000"/>
-                <w:sz w:val="19"/>
-              </w:rPr>
-              <w:t>15.83 ± 1.25</w:t>
-            </w:r>
-          </w:p>
-        </w:tc>
-        <w:tc>
-          <w:tcPr>
-            <w:tcW w:type="dxa" w:w="1560"/>
-            <w:tcBorders>
-              <w:top w:val="single" w:sz="2" w:space="0" w:color="000000"/>
-              <w:left w:val="none"/>
-              <w:bottom w:val="single" w:sz="2" w:space="0" w:color="000000"/>
-              <w:right w:val="none"/>
-              <w:insideH w:val="none"/>
-              <w:insideV w:val="none"/>
-            </w:tcBorders>
-          </w:tcPr>
-          <w:p>
-            <w:pPr>
-              <w:spacing w:before="40" w:after="40" w:line="276" w:lineRule="auto"/>
-              <w:jc w:val="center"/>
-            </w:pPr>
-            <w:r>
-              <w:rPr>
-                <w:rFonts w:ascii="Times New Roman" w:hAnsi="Times New Roman"/>
-                <w:b w:val="0"/>
-                <w:i w:val="0"/>
-                <w:color w:val="000000"/>
-                <w:sz w:val="19"/>
-              </w:rPr>
-              <w:t>26.17 ± 0.42</w:t>
+              <w:t>15.83 ± 1.25%</w:t>
             </w:r>
           </w:p>
         </w:tc>
@@ -1130,12 +563,12 @@
       <w:tr>
         <w:tc>
           <w:tcPr>
-            <w:tcW w:type="dxa" w:w="1560"/>
+            <w:tcW w:type="dxa" w:w="2340"/>
             <w:tcBorders>
-              <w:top w:val="single" w:sz="2" w:space="0" w:color="000000"/>
-              <w:left w:val="none"/>
-              <w:bottom w:val="single" w:sz="2" w:space="0" w:color="000000"/>
-              <w:right w:val="none"/>
+              <w:top w:val="single" w:sz="4" w:space="0" w:color="000000"/>
+              <w:left w:val="single" w:sz="4" w:space="0" w:color="000000"/>
+              <w:bottom w:val="single" w:sz="4" w:space="0" w:color="000000"/>
+              <w:right w:val="single" w:sz="4" w:space="0" w:color="000000"/>
               <w:insideH w:val="none"/>
               <w:insideV w:val="none"/>
             </w:tcBorders>
@@ -1159,12 +592,12 @@
         </w:tc>
         <w:tc>
           <w:tcPr>
-            <w:tcW w:type="dxa" w:w="1560"/>
+            <w:tcW w:type="dxa" w:w="2340"/>
             <w:tcBorders>
-              <w:top w:val="single" w:sz="2" w:space="0" w:color="000000"/>
-              <w:left w:val="none"/>
-              <w:bottom w:val="single" w:sz="2" w:space="0" w:color="000000"/>
-              <w:right w:val="none"/>
+              <w:top w:val="single" w:sz="4" w:space="0" w:color="000000"/>
+              <w:left w:val="single" w:sz="4" w:space="0" w:color="000000"/>
+              <w:bottom w:val="single" w:sz="4" w:space="0" w:color="000000"/>
+              <w:right w:val="single" w:sz="4" w:space="0" w:color="000000"/>
               <w:insideH w:val="none"/>
               <w:insideV w:val="none"/>
             </w:tcBorders>
@@ -1172,7 +605,7 @@
           <w:p>
             <w:pPr>
               <w:spacing w:before="40" w:after="40" w:line="276" w:lineRule="auto"/>
-              <w:jc w:val="center"/>
+              <w:jc w:val="left"/>
             </w:pPr>
             <w:r>
               <w:rPr>
@@ -1182,18 +615,18 @@
                 <w:color w:val="000000"/>
                 <w:sz w:val="19"/>
               </w:rPr>
-              <w:t>365,290</w:t>
+              <w:t>49.7 ± 1.2%</w:t>
             </w:r>
           </w:p>
         </w:tc>
         <w:tc>
           <w:tcPr>
-            <w:tcW w:type="dxa" w:w="1560"/>
+            <w:tcW w:type="dxa" w:w="2340"/>
             <w:tcBorders>
-              <w:top w:val="single" w:sz="2" w:space="0" w:color="000000"/>
-              <w:left w:val="none"/>
-              <w:bottom w:val="single" w:sz="2" w:space="0" w:color="000000"/>
-              <w:right w:val="none"/>
+              <w:top w:val="single" w:sz="4" w:space="0" w:color="000000"/>
+              <w:left w:val="single" w:sz="4" w:space="0" w:color="000000"/>
+              <w:bottom w:val="single" w:sz="4" w:space="0" w:color="000000"/>
+              <w:right w:val="single" w:sz="4" w:space="0" w:color="000000"/>
               <w:insideH w:val="none"/>
               <w:insideV w:val="none"/>
             </w:tcBorders>
@@ -1201,7 +634,7 @@
           <w:p>
             <w:pPr>
               <w:spacing w:before="40" w:after="40" w:line="276" w:lineRule="auto"/>
-              <w:jc w:val="center"/>
+              <w:jc w:val="left"/>
             </w:pPr>
             <w:r>
               <w:rPr>
@@ -1211,18 +644,18 @@
                 <w:color w:val="000000"/>
                 <w:sz w:val="19"/>
               </w:rPr>
-              <w:t>49.7 ± 1.2</w:t>
+              <w:t>39.72 ± 1.17%</w:t>
             </w:r>
           </w:p>
         </w:tc>
         <w:tc>
           <w:tcPr>
-            <w:tcW w:type="dxa" w:w="1560"/>
+            <w:tcW w:type="dxa" w:w="2340"/>
             <w:tcBorders>
-              <w:top w:val="single" w:sz="2" w:space="0" w:color="000000"/>
-              <w:left w:val="none"/>
-              <w:bottom w:val="single" w:sz="2" w:space="0" w:color="000000"/>
-              <w:right w:val="none"/>
+              <w:top w:val="single" w:sz="4" w:space="0" w:color="000000"/>
+              <w:left w:val="single" w:sz="4" w:space="0" w:color="000000"/>
+              <w:bottom w:val="single" w:sz="4" w:space="0" w:color="000000"/>
+              <w:right w:val="single" w:sz="4" w:space="0" w:color="000000"/>
               <w:insideH w:val="none"/>
               <w:insideV w:val="none"/>
             </w:tcBorders>
@@ -1230,7 +663,7 @@
           <w:p>
             <w:pPr>
               <w:spacing w:before="40" w:after="40" w:line="276" w:lineRule="auto"/>
-              <w:jc w:val="center"/>
+              <w:jc w:val="left"/>
             </w:pPr>
             <w:r>
               <w:rPr>
@@ -1240,65 +673,7 @@
                 <w:color w:val="000000"/>
                 <w:sz w:val="19"/>
               </w:rPr>
-              <w:t>39.72 ± 1.17</w:t>
-            </w:r>
-          </w:p>
-        </w:tc>
-        <w:tc>
-          <w:tcPr>
-            <w:tcW w:type="dxa" w:w="1560"/>
-            <w:tcBorders>
-              <w:top w:val="single" w:sz="2" w:space="0" w:color="000000"/>
-              <w:left w:val="none"/>
-              <w:bottom w:val="single" w:sz="2" w:space="0" w:color="000000"/>
-              <w:right w:val="none"/>
-              <w:insideH w:val="none"/>
-              <w:insideV w:val="none"/>
-            </w:tcBorders>
-          </w:tcPr>
-          <w:p>
-            <w:pPr>
-              <w:spacing w:before="40" w:after="40" w:line="276" w:lineRule="auto"/>
-              <w:jc w:val="center"/>
-            </w:pPr>
-            <w:r>
-              <w:rPr>
-                <w:rFonts w:ascii="Times New Roman" w:hAnsi="Times New Roman"/>
-                <w:b w:val="0"/>
-                <w:i w:val="0"/>
-                <w:color w:val="000000"/>
-                <w:sz w:val="19"/>
-              </w:rPr>
-              <w:t>15.42 ± 1.51</w:t>
-            </w:r>
-          </w:p>
-        </w:tc>
-        <w:tc>
-          <w:tcPr>
-            <w:tcW w:type="dxa" w:w="1560"/>
-            <w:tcBorders>
-              <w:top w:val="single" w:sz="2" w:space="0" w:color="000000"/>
-              <w:left w:val="none"/>
-              <w:bottom w:val="single" w:sz="2" w:space="0" w:color="000000"/>
-              <w:right w:val="none"/>
-              <w:insideH w:val="none"/>
-              <w:insideV w:val="none"/>
-            </w:tcBorders>
-          </w:tcPr>
-          <w:p>
-            <w:pPr>
-              <w:spacing w:before="40" w:after="40" w:line="276" w:lineRule="auto"/>
-              <w:jc w:val="center"/>
-            </w:pPr>
-            <w:r>
-              <w:rPr>
-                <w:rFonts w:ascii="Times New Roman" w:hAnsi="Times New Roman"/>
-                <w:b w:val="0"/>
-                <w:i w:val="0"/>
-                <w:color w:val="000000"/>
-                <w:sz w:val="19"/>
-              </w:rPr>
-              <w:t>24.30 ± 1.99</w:t>
+              <w:t>15.42 ± 1.51%</w:t>
             </w:r>
           </w:p>
         </w:tc>
@@ -1306,12 +681,12 @@
       <w:tr>
         <w:tc>
           <w:tcPr>
-            <w:tcW w:type="dxa" w:w="1560"/>
+            <w:tcW w:type="dxa" w:w="2340"/>
             <w:tcBorders>
-              <w:top w:val="single" w:sz="2" w:space="0" w:color="000000"/>
-              <w:left w:val="none"/>
-              <w:bottom w:val="single" w:sz="2" w:space="0" w:color="000000"/>
-              <w:right w:val="none"/>
+              <w:top w:val="single" w:sz="4" w:space="0" w:color="000000"/>
+              <w:left w:val="single" w:sz="4" w:space="0" w:color="000000"/>
+              <w:bottom w:val="single" w:sz="4" w:space="0" w:color="000000"/>
+              <w:right w:val="single" w:sz="4" w:space="0" w:color="000000"/>
               <w:insideH w:val="none"/>
               <w:insideV w:val="none"/>
             </w:tcBorders>
@@ -1335,12 +710,12 @@
         </w:tc>
         <w:tc>
           <w:tcPr>
-            <w:tcW w:type="dxa" w:w="1560"/>
+            <w:tcW w:type="dxa" w:w="2340"/>
             <w:tcBorders>
-              <w:top w:val="single" w:sz="2" w:space="0" w:color="000000"/>
-              <w:left w:val="none"/>
-              <w:bottom w:val="single" w:sz="2" w:space="0" w:color="000000"/>
-              <w:right w:val="none"/>
+              <w:top w:val="single" w:sz="4" w:space="0" w:color="000000"/>
+              <w:left w:val="single" w:sz="4" w:space="0" w:color="000000"/>
+              <w:bottom w:val="single" w:sz="4" w:space="0" w:color="000000"/>
+              <w:right w:val="single" w:sz="4" w:space="0" w:color="000000"/>
               <w:insideH w:val="none"/>
               <w:insideV w:val="none"/>
             </w:tcBorders>
@@ -1348,7 +723,7 @@
           <w:p>
             <w:pPr>
               <w:spacing w:before="40" w:after="40" w:line="276" w:lineRule="auto"/>
-              <w:jc w:val="center"/>
+              <w:jc w:val="left"/>
             </w:pPr>
             <w:r>
               <w:rPr>
@@ -1358,18 +733,18 @@
                 <w:color w:val="000000"/>
                 <w:sz w:val="19"/>
               </w:rPr>
-              <w:t>365,290</w:t>
+              <w:t>53.0 ± 1.4%</w:t>
             </w:r>
           </w:p>
         </w:tc>
         <w:tc>
           <w:tcPr>
-            <w:tcW w:type="dxa" w:w="1560"/>
+            <w:tcW w:type="dxa" w:w="2340"/>
             <w:tcBorders>
-              <w:top w:val="single" w:sz="2" w:space="0" w:color="000000"/>
-              <w:left w:val="none"/>
-              <w:bottom w:val="single" w:sz="2" w:space="0" w:color="000000"/>
-              <w:right w:val="none"/>
+              <w:top w:val="single" w:sz="4" w:space="0" w:color="000000"/>
+              <w:left w:val="single" w:sz="4" w:space="0" w:color="000000"/>
+              <w:bottom w:val="single" w:sz="4" w:space="0" w:color="000000"/>
+              <w:right w:val="single" w:sz="4" w:space="0" w:color="000000"/>
               <w:insideH w:val="none"/>
               <w:insideV w:val="none"/>
             </w:tcBorders>
@@ -1377,7 +752,7 @@
           <w:p>
             <w:pPr>
               <w:spacing w:before="40" w:after="40" w:line="276" w:lineRule="auto"/>
-              <w:jc w:val="center"/>
+              <w:jc w:val="left"/>
             </w:pPr>
             <w:r>
               <w:rPr>
@@ -1387,18 +762,18 @@
                 <w:color w:val="000000"/>
                 <w:sz w:val="19"/>
               </w:rPr>
-              <w:t>53.0 ± 1.4</w:t>
+              <w:t>41.81 ± 0.59%</w:t>
             </w:r>
           </w:p>
         </w:tc>
         <w:tc>
           <w:tcPr>
-            <w:tcW w:type="dxa" w:w="1560"/>
+            <w:tcW w:type="dxa" w:w="2340"/>
             <w:tcBorders>
-              <w:top w:val="single" w:sz="2" w:space="0" w:color="000000"/>
-              <w:left w:val="none"/>
-              <w:bottom w:val="single" w:sz="2" w:space="0" w:color="000000"/>
-              <w:right w:val="none"/>
+              <w:top w:val="single" w:sz="4" w:space="0" w:color="000000"/>
+              <w:left w:val="single" w:sz="4" w:space="0" w:color="000000"/>
+              <w:bottom w:val="single" w:sz="4" w:space="0" w:color="000000"/>
+              <w:right w:val="single" w:sz="4" w:space="0" w:color="000000"/>
               <w:insideH w:val="none"/>
               <w:insideV w:val="none"/>
             </w:tcBorders>
@@ -1406,7 +781,7 @@
           <w:p>
             <w:pPr>
               <w:spacing w:before="40" w:after="40" w:line="276" w:lineRule="auto"/>
-              <w:jc w:val="center"/>
+              <w:jc w:val="left"/>
             </w:pPr>
             <w:r>
               <w:rPr>
@@ -1416,65 +791,7 @@
                 <w:color w:val="000000"/>
                 <w:sz w:val="19"/>
               </w:rPr>
-              <w:t>41.81 ± 0.59</w:t>
-            </w:r>
-          </w:p>
-        </w:tc>
-        <w:tc>
-          <w:tcPr>
-            <w:tcW w:type="dxa" w:w="1560"/>
-            <w:tcBorders>
-              <w:top w:val="single" w:sz="2" w:space="0" w:color="000000"/>
-              <w:left w:val="none"/>
-              <w:bottom w:val="single" w:sz="2" w:space="0" w:color="000000"/>
-              <w:right w:val="none"/>
-              <w:insideH w:val="none"/>
-              <w:insideV w:val="none"/>
-            </w:tcBorders>
-          </w:tcPr>
-          <w:p>
-            <w:pPr>
-              <w:spacing w:before="40" w:after="40" w:line="276" w:lineRule="auto"/>
-              <w:jc w:val="center"/>
-            </w:pPr>
-            <w:r>
-              <w:rPr>
-                <w:rFonts w:ascii="Times New Roman" w:hAnsi="Times New Roman"/>
-                <w:b w:val="0"/>
-                <w:i w:val="0"/>
-                <w:color w:val="000000"/>
-                <w:sz w:val="19"/>
-              </w:rPr>
-              <w:t>15.72 ± 0.61</w:t>
-            </w:r>
-          </w:p>
-        </w:tc>
-        <w:tc>
-          <w:tcPr>
-            <w:tcW w:type="dxa" w:w="1560"/>
-            <w:tcBorders>
-              <w:top w:val="single" w:sz="2" w:space="0" w:color="000000"/>
-              <w:left w:val="none"/>
-              <w:bottom w:val="single" w:sz="2" w:space="0" w:color="000000"/>
-              <w:right w:val="none"/>
-              <w:insideH w:val="none"/>
-              <w:insideV w:val="none"/>
-            </w:tcBorders>
-          </w:tcPr>
-          <w:p>
-            <w:pPr>
-              <w:spacing w:before="40" w:after="40" w:line="276" w:lineRule="auto"/>
-              <w:jc w:val="center"/>
-            </w:pPr>
-            <w:r>
-              <w:rPr>
-                <w:rFonts w:ascii="Times New Roman" w:hAnsi="Times New Roman"/>
-                <w:b w:val="0"/>
-                <w:i w:val="0"/>
-                <w:color w:val="000000"/>
-                <w:sz w:val="19"/>
-              </w:rPr>
-              <w:t>26.09 ± 1.03</w:t>
+              <w:t>15.72 ± 0.61%</w:t>
             </w:r>
           </w:p>
         </w:tc>
@@ -1482,12 +799,12 @@
       <w:tr>
         <w:tc>
           <w:tcPr>
-            <w:tcW w:type="dxa" w:w="1560"/>
+            <w:tcW w:type="dxa" w:w="2340"/>
             <w:tcBorders>
-              <w:top w:val="single" w:sz="2" w:space="0" w:color="000000"/>
-              <w:left w:val="none"/>
-              <w:bottom w:val="single" w:sz="2" w:space="0" w:color="000000"/>
-              <w:right w:val="none"/>
+              <w:top w:val="single" w:sz="4" w:space="0" w:color="000000"/>
+              <w:left w:val="single" w:sz="4" w:space="0" w:color="000000"/>
+              <w:bottom w:val="single" w:sz="4" w:space="0" w:color="000000"/>
+              <w:right w:val="single" w:sz="4" w:space="0" w:color="000000"/>
               <w:insideH w:val="none"/>
               <w:insideV w:val="none"/>
             </w:tcBorders>
@@ -1511,12 +828,12 @@
         </w:tc>
         <w:tc>
           <w:tcPr>
-            <w:tcW w:type="dxa" w:w="1560"/>
+            <w:tcW w:type="dxa" w:w="2340"/>
             <w:tcBorders>
-              <w:top w:val="single" w:sz="2" w:space="0" w:color="000000"/>
-              <w:left w:val="none"/>
-              <w:bottom w:val="single" w:sz="2" w:space="0" w:color="000000"/>
-              <w:right w:val="none"/>
+              <w:top w:val="single" w:sz="4" w:space="0" w:color="000000"/>
+              <w:left w:val="single" w:sz="4" w:space="0" w:color="000000"/>
+              <w:bottom w:val="single" w:sz="4" w:space="0" w:color="000000"/>
+              <w:right w:val="single" w:sz="4" w:space="0" w:color="000000"/>
               <w:insideH w:val="none"/>
               <w:insideV w:val="none"/>
             </w:tcBorders>
@@ -1524,7 +841,7 @@
           <w:p>
             <w:pPr>
               <w:spacing w:before="40" w:after="40" w:line="276" w:lineRule="auto"/>
-              <w:jc w:val="center"/>
+              <w:jc w:val="left"/>
             </w:pPr>
             <w:r>
               <w:rPr>
@@ -1534,18 +851,18 @@
                 <w:color w:val="000000"/>
                 <w:sz w:val="19"/>
               </w:rPr>
-              <w:t>365,290</w:t>
+              <w:t>51.0 ± 2.2%</w:t>
             </w:r>
           </w:p>
         </w:tc>
         <w:tc>
           <w:tcPr>
-            <w:tcW w:type="dxa" w:w="1560"/>
+            <w:tcW w:type="dxa" w:w="2340"/>
             <w:tcBorders>
-              <w:top w:val="single" w:sz="2" w:space="0" w:color="000000"/>
-              <w:left w:val="none"/>
-              <w:bottom w:val="single" w:sz="2" w:space="0" w:color="000000"/>
-              <w:right w:val="none"/>
+              <w:top w:val="single" w:sz="4" w:space="0" w:color="000000"/>
+              <w:left w:val="single" w:sz="4" w:space="0" w:color="000000"/>
+              <w:bottom w:val="single" w:sz="4" w:space="0" w:color="000000"/>
+              <w:right w:val="single" w:sz="4" w:space="0" w:color="000000"/>
               <w:insideH w:val="none"/>
               <w:insideV w:val="none"/>
             </w:tcBorders>
@@ -1553,7 +870,7 @@
           <w:p>
             <w:pPr>
               <w:spacing w:before="40" w:after="40" w:line="276" w:lineRule="auto"/>
-              <w:jc w:val="center"/>
+              <w:jc w:val="left"/>
             </w:pPr>
             <w:r>
               <w:rPr>
@@ -1563,18 +880,18 @@
                 <w:color w:val="000000"/>
                 <w:sz w:val="19"/>
               </w:rPr>
-              <w:t>51.0 ± 2.2</w:t>
+              <w:t>40.28 ± 0.44%</w:t>
             </w:r>
           </w:p>
         </w:tc>
         <w:tc>
           <w:tcPr>
-            <w:tcW w:type="dxa" w:w="1560"/>
+            <w:tcW w:type="dxa" w:w="2340"/>
             <w:tcBorders>
-              <w:top w:val="single" w:sz="2" w:space="0" w:color="000000"/>
-              <w:left w:val="none"/>
-              <w:bottom w:val="single" w:sz="2" w:space="0" w:color="000000"/>
-              <w:right w:val="none"/>
+              <w:top w:val="single" w:sz="4" w:space="0" w:color="000000"/>
+              <w:left w:val="single" w:sz="4" w:space="0" w:color="000000"/>
+              <w:bottom w:val="single" w:sz="4" w:space="0" w:color="000000"/>
+              <w:right w:val="single" w:sz="4" w:space="0" w:color="000000"/>
               <w:insideH w:val="none"/>
               <w:insideV w:val="none"/>
             </w:tcBorders>
@@ -1582,7 +899,7 @@
           <w:p>
             <w:pPr>
               <w:spacing w:before="40" w:after="40" w:line="276" w:lineRule="auto"/>
-              <w:jc w:val="center"/>
+              <w:jc w:val="left"/>
             </w:pPr>
             <w:r>
               <w:rPr>
@@ -1592,65 +909,7 @@
                 <w:color w:val="000000"/>
                 <w:sz w:val="19"/>
               </w:rPr>
-              <w:t>40.28 ± 0.44</w:t>
-            </w:r>
-          </w:p>
-        </w:tc>
-        <w:tc>
-          <w:tcPr>
-            <w:tcW w:type="dxa" w:w="1560"/>
-            <w:tcBorders>
-              <w:top w:val="single" w:sz="2" w:space="0" w:color="000000"/>
-              <w:left w:val="none"/>
-              <w:bottom w:val="single" w:sz="2" w:space="0" w:color="000000"/>
-              <w:right w:val="none"/>
-              <w:insideH w:val="none"/>
-              <w:insideV w:val="none"/>
-            </w:tcBorders>
-          </w:tcPr>
-          <w:p>
-            <w:pPr>
-              <w:spacing w:before="40" w:after="40" w:line="276" w:lineRule="auto"/>
-              <w:jc w:val="center"/>
-            </w:pPr>
-            <w:r>
-              <w:rPr>
-                <w:rFonts w:ascii="Times New Roman" w:hAnsi="Times New Roman"/>
-                <w:b w:val="0"/>
-                <w:i w:val="0"/>
-                <w:color w:val="000000"/>
-                <w:sz w:val="19"/>
-              </w:rPr>
-              <w:t>16.60 ± 2.05</w:t>
-            </w:r>
-          </w:p>
-        </w:tc>
-        <w:tc>
-          <w:tcPr>
-            <w:tcW w:type="dxa" w:w="1560"/>
-            <w:tcBorders>
-              <w:top w:val="single" w:sz="2" w:space="0" w:color="000000"/>
-              <w:left w:val="none"/>
-              <w:bottom w:val="single" w:sz="2" w:space="0" w:color="000000"/>
-              <w:right w:val="none"/>
-              <w:insideH w:val="none"/>
-              <w:insideV w:val="none"/>
-            </w:tcBorders>
-          </w:tcPr>
-          <w:p>
-            <w:pPr>
-              <w:spacing w:before="40" w:after="40" w:line="276" w:lineRule="auto"/>
-              <w:jc w:val="center"/>
-            </w:pPr>
-            <w:r>
-              <w:rPr>
-                <w:rFonts w:ascii="Times New Roman" w:hAnsi="Times New Roman"/>
-                <w:b w:val="0"/>
-                <w:i w:val="0"/>
-                <w:color w:val="000000"/>
-                <w:sz w:val="19"/>
-              </w:rPr>
-              <w:t>23.68 ± 1.82</w:t>
+              <w:t>16.60 ± 2.05%</w:t>
             </w:r>
           </w:p>
         </w:tc>
@@ -1658,12 +917,12 @@
       <w:tr>
         <w:tc>
           <w:tcPr>
-            <w:tcW w:type="dxa" w:w="1560"/>
+            <w:tcW w:type="dxa" w:w="2340"/>
             <w:tcBorders>
-              <w:top w:val="single" w:sz="2" w:space="0" w:color="000000"/>
-              <w:left w:val="none"/>
-              <w:bottom w:val="single" w:sz="2" w:space="0" w:color="000000"/>
-              <w:right w:val="none"/>
+              <w:top w:val="single" w:sz="4" w:space="0" w:color="000000"/>
+              <w:left w:val="single" w:sz="4" w:space="0" w:color="000000"/>
+              <w:bottom w:val="single" w:sz="4" w:space="0" w:color="000000"/>
+              <w:right w:val="single" w:sz="4" w:space="0" w:color="000000"/>
               <w:insideH w:val="none"/>
               <w:insideV w:val="none"/>
             </w:tcBorders>
@@ -1687,12 +946,12 @@
         </w:tc>
         <w:tc>
           <w:tcPr>
-            <w:tcW w:type="dxa" w:w="1560"/>
+            <w:tcW w:type="dxa" w:w="2340"/>
             <w:tcBorders>
-              <w:top w:val="single" w:sz="2" w:space="0" w:color="000000"/>
-              <w:left w:val="none"/>
-              <w:bottom w:val="single" w:sz="2" w:space="0" w:color="000000"/>
-              <w:right w:val="none"/>
+              <w:top w:val="single" w:sz="4" w:space="0" w:color="000000"/>
+              <w:left w:val="single" w:sz="4" w:space="0" w:color="000000"/>
+              <w:bottom w:val="single" w:sz="4" w:space="0" w:color="000000"/>
+              <w:right w:val="single" w:sz="4" w:space="0" w:color="000000"/>
               <w:insideH w:val="none"/>
               <w:insideV w:val="none"/>
             </w:tcBorders>
@@ -1700,7 +959,7 @@
           <w:p>
             <w:pPr>
               <w:spacing w:before="40" w:after="40" w:line="276" w:lineRule="auto"/>
-              <w:jc w:val="center"/>
+              <w:jc w:val="left"/>
             </w:pPr>
             <w:r>
               <w:rPr>
@@ -1710,18 +969,18 @@
                 <w:color w:val="000000"/>
                 <w:sz w:val="19"/>
               </w:rPr>
-              <w:t>365,290</w:t>
+              <w:t>49.7 ± 1.7%</w:t>
             </w:r>
           </w:p>
         </w:tc>
         <w:tc>
           <w:tcPr>
-            <w:tcW w:type="dxa" w:w="1560"/>
+            <w:tcW w:type="dxa" w:w="2340"/>
             <w:tcBorders>
-              <w:top w:val="single" w:sz="2" w:space="0" w:color="000000"/>
-              <w:left w:val="none"/>
-              <w:bottom w:val="single" w:sz="2" w:space="0" w:color="000000"/>
-              <w:right w:val="none"/>
+              <w:top w:val="single" w:sz="4" w:space="0" w:color="000000"/>
+              <w:left w:val="single" w:sz="4" w:space="0" w:color="000000"/>
+              <w:bottom w:val="single" w:sz="4" w:space="0" w:color="000000"/>
+              <w:right w:val="single" w:sz="4" w:space="0" w:color="000000"/>
               <w:insideH w:val="none"/>
               <w:insideV w:val="none"/>
             </w:tcBorders>
@@ -1729,7 +988,7 @@
           <w:p>
             <w:pPr>
               <w:spacing w:before="40" w:after="40" w:line="276" w:lineRule="auto"/>
-              <w:jc w:val="center"/>
+              <w:jc w:val="left"/>
             </w:pPr>
             <w:r>
               <w:rPr>
@@ -1739,18 +998,18 @@
                 <w:color w:val="000000"/>
                 <w:sz w:val="19"/>
               </w:rPr>
-              <w:t>49.7 ± 1.7</w:t>
+              <w:t>38.49 ± 0.93%</w:t>
             </w:r>
           </w:p>
         </w:tc>
         <w:tc>
           <w:tcPr>
-            <w:tcW w:type="dxa" w:w="1560"/>
+            <w:tcW w:type="dxa" w:w="2340"/>
             <w:tcBorders>
-              <w:top w:val="single" w:sz="2" w:space="0" w:color="000000"/>
-              <w:left w:val="none"/>
-              <w:bottom w:val="single" w:sz="2" w:space="0" w:color="000000"/>
-              <w:right w:val="none"/>
+              <w:top w:val="single" w:sz="4" w:space="0" w:color="000000"/>
+              <w:left w:val="single" w:sz="4" w:space="0" w:color="000000"/>
+              <w:bottom w:val="single" w:sz="4" w:space="0" w:color="000000"/>
+              <w:right w:val="single" w:sz="4" w:space="0" w:color="000000"/>
               <w:insideH w:val="none"/>
               <w:insideV w:val="none"/>
             </w:tcBorders>
@@ -1758,7 +1017,7 @@
           <w:p>
             <w:pPr>
               <w:spacing w:before="40" w:after="40" w:line="276" w:lineRule="auto"/>
-              <w:jc w:val="center"/>
+              <w:jc w:val="left"/>
             </w:pPr>
             <w:r>
               <w:rPr>
@@ -1768,65 +1027,7 @@
                 <w:color w:val="000000"/>
                 <w:sz w:val="19"/>
               </w:rPr>
-              <w:t>38.49 ± 0.93</w:t>
-            </w:r>
-          </w:p>
-        </w:tc>
-        <w:tc>
-          <w:tcPr>
-            <w:tcW w:type="dxa" w:w="1560"/>
-            <w:tcBorders>
-              <w:top w:val="single" w:sz="2" w:space="0" w:color="000000"/>
-              <w:left w:val="none"/>
-              <w:bottom w:val="single" w:sz="2" w:space="0" w:color="000000"/>
-              <w:right w:val="none"/>
-              <w:insideH w:val="none"/>
-              <w:insideV w:val="none"/>
-            </w:tcBorders>
-          </w:tcPr>
-          <w:p>
-            <w:pPr>
-              <w:spacing w:before="40" w:after="40" w:line="276" w:lineRule="auto"/>
-              <w:jc w:val="center"/>
-            </w:pPr>
-            <w:r>
-              <w:rPr>
-                <w:rFonts w:ascii="Times New Roman" w:hAnsi="Times New Roman"/>
-                <w:b w:val="0"/>
-                <w:i w:val="0"/>
-                <w:color w:val="000000"/>
-                <w:sz w:val="19"/>
-              </w:rPr>
-              <w:t>15.58 ± 1.24</w:t>
-            </w:r>
-          </w:p>
-        </w:tc>
-        <w:tc>
-          <w:tcPr>
-            <w:tcW w:type="dxa" w:w="1560"/>
-            <w:tcBorders>
-              <w:top w:val="single" w:sz="2" w:space="0" w:color="000000"/>
-              <w:left w:val="none"/>
-              <w:bottom w:val="single" w:sz="2" w:space="0" w:color="000000"/>
-              <w:right w:val="none"/>
-              <w:insideH w:val="none"/>
-              <w:insideV w:val="none"/>
-            </w:tcBorders>
-          </w:tcPr>
-          <w:p>
-            <w:pPr>
-              <w:spacing w:before="40" w:after="40" w:line="276" w:lineRule="auto"/>
-              <w:jc w:val="center"/>
-            </w:pPr>
-            <w:r>
-              <w:rPr>
-                <w:rFonts w:ascii="Times New Roman" w:hAnsi="Times New Roman"/>
-                <w:b w:val="0"/>
-                <w:i w:val="0"/>
-                <w:color w:val="000000"/>
-                <w:sz w:val="19"/>
-              </w:rPr>
-              <w:t>22.91 ± 0.45</w:t>
+              <w:t>15.58 ± 1.24%</w:t>
             </w:r>
           </w:p>
         </w:tc>
@@ -1834,12 +1035,12 @@
       <w:tr>
         <w:tc>
           <w:tcPr>
-            <w:tcW w:type="dxa" w:w="1560"/>
+            <w:tcW w:type="dxa" w:w="2340"/>
             <w:tcBorders>
-              <w:top w:val="single" w:sz="2" w:space="0" w:color="000000"/>
-              <w:left w:val="none"/>
-              <w:bottom w:val="single" w:sz="2" w:space="0" w:color="000000"/>
-              <w:right w:val="none"/>
+              <w:top w:val="single" w:sz="4" w:space="0" w:color="000000"/>
+              <w:left w:val="single" w:sz="4" w:space="0" w:color="000000"/>
+              <w:bottom w:val="single" w:sz="4" w:space="0" w:color="000000"/>
+              <w:right w:val="single" w:sz="4" w:space="0" w:color="000000"/>
               <w:insideH w:val="none"/>
               <w:insideV w:val="none"/>
             </w:tcBorders>
@@ -1863,12 +1064,12 @@
         </w:tc>
         <w:tc>
           <w:tcPr>
-            <w:tcW w:type="dxa" w:w="1560"/>
+            <w:tcW w:type="dxa" w:w="2340"/>
             <w:tcBorders>
-              <w:top w:val="single" w:sz="2" w:space="0" w:color="000000"/>
-              <w:left w:val="none"/>
-              <w:bottom w:val="single" w:sz="2" w:space="0" w:color="000000"/>
-              <w:right w:val="none"/>
+              <w:top w:val="single" w:sz="4" w:space="0" w:color="000000"/>
+              <w:left w:val="single" w:sz="4" w:space="0" w:color="000000"/>
+              <w:bottom w:val="single" w:sz="4" w:space="0" w:color="000000"/>
+              <w:right w:val="single" w:sz="4" w:space="0" w:color="000000"/>
               <w:insideH w:val="none"/>
               <w:insideV w:val="none"/>
             </w:tcBorders>
@@ -1876,7 +1077,7 @@
           <w:p>
             <w:pPr>
               <w:spacing w:before="40" w:after="40" w:line="276" w:lineRule="auto"/>
-              <w:jc w:val="center"/>
+              <w:jc w:val="left"/>
             </w:pPr>
             <w:r>
               <w:rPr>
@@ -1886,18 +1087,18 @@
                 <w:color w:val="000000"/>
                 <w:sz w:val="19"/>
               </w:rPr>
-              <w:t>365,290</w:t>
+              <w:t>45.7 ± 1.9%</w:t>
             </w:r>
           </w:p>
         </w:tc>
         <w:tc>
           <w:tcPr>
-            <w:tcW w:type="dxa" w:w="1560"/>
+            <w:tcW w:type="dxa" w:w="2340"/>
             <w:tcBorders>
-              <w:top w:val="single" w:sz="2" w:space="0" w:color="000000"/>
-              <w:left w:val="none"/>
-              <w:bottom w:val="single" w:sz="2" w:space="0" w:color="000000"/>
-              <w:right w:val="none"/>
+              <w:top w:val="single" w:sz="4" w:space="0" w:color="000000"/>
+              <w:left w:val="single" w:sz="4" w:space="0" w:color="000000"/>
+              <w:bottom w:val="single" w:sz="4" w:space="0" w:color="000000"/>
+              <w:right w:val="single" w:sz="4" w:space="0" w:color="000000"/>
               <w:insideH w:val="none"/>
               <w:insideV w:val="none"/>
             </w:tcBorders>
@@ -1905,7 +1106,7 @@
           <w:p>
             <w:pPr>
               <w:spacing w:before="40" w:after="40" w:line="276" w:lineRule="auto"/>
-              <w:jc w:val="center"/>
+              <w:jc w:val="left"/>
             </w:pPr>
             <w:r>
               <w:rPr>
@@ -1915,18 +1116,18 @@
                 <w:color w:val="000000"/>
                 <w:sz w:val="19"/>
               </w:rPr>
-              <w:t>45.7 ± 1.9</w:t>
+              <w:t>36.29 ± 1.58%</w:t>
             </w:r>
           </w:p>
         </w:tc>
         <w:tc>
           <w:tcPr>
-            <w:tcW w:type="dxa" w:w="1560"/>
+            <w:tcW w:type="dxa" w:w="2340"/>
             <w:tcBorders>
-              <w:top w:val="single" w:sz="2" w:space="0" w:color="000000"/>
-              <w:left w:val="none"/>
-              <w:bottom w:val="single" w:sz="2" w:space="0" w:color="000000"/>
-              <w:right w:val="none"/>
+              <w:top w:val="single" w:sz="4" w:space="0" w:color="000000"/>
+              <w:left w:val="single" w:sz="4" w:space="0" w:color="000000"/>
+              <w:bottom w:val="single" w:sz="4" w:space="0" w:color="000000"/>
+              <w:right w:val="single" w:sz="4" w:space="0" w:color="000000"/>
               <w:insideH w:val="none"/>
               <w:insideV w:val="none"/>
             </w:tcBorders>
@@ -1934,7 +1135,7 @@
           <w:p>
             <w:pPr>
               <w:spacing w:before="40" w:after="40" w:line="276" w:lineRule="auto"/>
-              <w:jc w:val="center"/>
+              <w:jc w:val="left"/>
             </w:pPr>
             <w:r>
               <w:rPr>
@@ -1944,65 +1145,7 @@
                 <w:color w:val="000000"/>
                 <w:sz w:val="19"/>
               </w:rPr>
-              <w:t>36.29 ± 1.58</w:t>
-            </w:r>
-          </w:p>
-        </w:tc>
-        <w:tc>
-          <w:tcPr>
-            <w:tcW w:type="dxa" w:w="1560"/>
-            <w:tcBorders>
-              <w:top w:val="single" w:sz="2" w:space="0" w:color="000000"/>
-              <w:left w:val="none"/>
-              <w:bottom w:val="single" w:sz="2" w:space="0" w:color="000000"/>
-              <w:right w:val="none"/>
-              <w:insideH w:val="none"/>
-              <w:insideV w:val="none"/>
-            </w:tcBorders>
-          </w:tcPr>
-          <w:p>
-            <w:pPr>
-              <w:spacing w:before="40" w:after="40" w:line="276" w:lineRule="auto"/>
-              <w:jc w:val="center"/>
-            </w:pPr>
-            <w:r>
-              <w:rPr>
-                <w:rFonts w:ascii="Times New Roman" w:hAnsi="Times New Roman"/>
-                <w:b w:val="0"/>
-                <w:i w:val="0"/>
-                <w:color w:val="000000"/>
-                <w:sz w:val="19"/>
-              </w:rPr>
-              <w:t>14.65 ± 1.70</w:t>
-            </w:r>
-          </w:p>
-        </w:tc>
-        <w:tc>
-          <w:tcPr>
-            <w:tcW w:type="dxa" w:w="1560"/>
-            <w:tcBorders>
-              <w:top w:val="single" w:sz="2" w:space="0" w:color="000000"/>
-              <w:left w:val="none"/>
-              <w:bottom w:val="single" w:sz="2" w:space="0" w:color="000000"/>
-              <w:right w:val="none"/>
-              <w:insideH w:val="none"/>
-              <w:insideV w:val="none"/>
-            </w:tcBorders>
-          </w:tcPr>
-          <w:p>
-            <w:pPr>
-              <w:spacing w:before="40" w:after="40" w:line="276" w:lineRule="auto"/>
-              <w:jc w:val="center"/>
-            </w:pPr>
-            <w:r>
-              <w:rPr>
-                <w:rFonts w:ascii="Times New Roman" w:hAnsi="Times New Roman"/>
-                <w:b w:val="0"/>
-                <w:i w:val="0"/>
-                <w:color w:val="000000"/>
-                <w:sz w:val="19"/>
-              </w:rPr>
-              <w:t>21.64 ± 3.06</w:t>
+              <w:t>14.65 ± 1.70%</w:t>
             </w:r>
           </w:p>
         </w:tc>
@@ -2010,12 +1153,12 @@
       <w:tr>
         <w:tc>
           <w:tcPr>
-            <w:tcW w:type="dxa" w:w="1560"/>
+            <w:tcW w:type="dxa" w:w="2340"/>
             <w:tcBorders>
-              <w:top w:val="single" w:sz="2" w:space="0" w:color="000000"/>
-              <w:left w:val="none"/>
-              <w:bottom w:val="single" w:sz="8" w:space="0" w:color="000000"/>
-              <w:right w:val="none"/>
+              <w:top w:val="single" w:sz="4" w:space="0" w:color="000000"/>
+              <w:left w:val="single" w:sz="4" w:space="0" w:color="000000"/>
+              <w:bottom w:val="single" w:sz="4" w:space="0" w:color="000000"/>
+              <w:right w:val="single" w:sz="4" w:space="0" w:color="000000"/>
               <w:insideH w:val="none"/>
               <w:insideV w:val="none"/>
             </w:tcBorders>
@@ -2039,12 +1182,12 @@
         </w:tc>
         <w:tc>
           <w:tcPr>
-            <w:tcW w:type="dxa" w:w="1560"/>
+            <w:tcW w:type="dxa" w:w="2340"/>
             <w:tcBorders>
-              <w:top w:val="single" w:sz="2" w:space="0" w:color="000000"/>
-              <w:left w:val="none"/>
-              <w:bottom w:val="single" w:sz="8" w:space="0" w:color="000000"/>
-              <w:right w:val="none"/>
+              <w:top w:val="single" w:sz="4" w:space="0" w:color="000000"/>
+              <w:left w:val="single" w:sz="4" w:space="0" w:color="000000"/>
+              <w:bottom w:val="single" w:sz="4" w:space="0" w:color="000000"/>
+              <w:right w:val="single" w:sz="4" w:space="0" w:color="000000"/>
               <w:insideH w:val="none"/>
               <w:insideV w:val="none"/>
             </w:tcBorders>
@@ -2052,7 +1195,7 @@
           <w:p>
             <w:pPr>
               <w:spacing w:before="40" w:after="40" w:line="276" w:lineRule="auto"/>
-              <w:jc w:val="center"/>
+              <w:jc w:val="left"/>
             </w:pPr>
             <w:r>
               <w:rPr>
@@ -2062,18 +1205,18 @@
                 <w:color w:val="000000"/>
                 <w:sz w:val="19"/>
               </w:rPr>
-              <w:t>365,290</w:t>
+              <w:t>45.7 ± 1.9%</w:t>
             </w:r>
           </w:p>
         </w:tc>
         <w:tc>
           <w:tcPr>
-            <w:tcW w:type="dxa" w:w="1560"/>
+            <w:tcW w:type="dxa" w:w="2340"/>
             <w:tcBorders>
-              <w:top w:val="single" w:sz="2" w:space="0" w:color="000000"/>
-              <w:left w:val="none"/>
-              <w:bottom w:val="single" w:sz="8" w:space="0" w:color="000000"/>
-              <w:right w:val="none"/>
+              <w:top w:val="single" w:sz="4" w:space="0" w:color="000000"/>
+              <w:left w:val="single" w:sz="4" w:space="0" w:color="000000"/>
+              <w:bottom w:val="single" w:sz="4" w:space="0" w:color="000000"/>
+              <w:right w:val="single" w:sz="4" w:space="0" w:color="000000"/>
               <w:insideH w:val="none"/>
               <w:insideV w:val="none"/>
             </w:tcBorders>
@@ -2081,7 +1224,7 @@
           <w:p>
             <w:pPr>
               <w:spacing w:before="40" w:after="40" w:line="276" w:lineRule="auto"/>
-              <w:jc w:val="center"/>
+              <w:jc w:val="left"/>
             </w:pPr>
             <w:r>
               <w:rPr>
@@ -2091,18 +1234,18 @@
                 <w:color w:val="000000"/>
                 <w:sz w:val="19"/>
               </w:rPr>
-              <w:t>45.7 ± 1.9</w:t>
+              <w:t>36.29 ± 1.58%</w:t>
             </w:r>
           </w:p>
         </w:tc>
         <w:tc>
           <w:tcPr>
-            <w:tcW w:type="dxa" w:w="1560"/>
+            <w:tcW w:type="dxa" w:w="2340"/>
             <w:tcBorders>
-              <w:top w:val="single" w:sz="2" w:space="0" w:color="000000"/>
-              <w:left w:val="none"/>
-              <w:bottom w:val="single" w:sz="8" w:space="0" w:color="000000"/>
-              <w:right w:val="none"/>
+              <w:top w:val="single" w:sz="4" w:space="0" w:color="000000"/>
+              <w:left w:val="single" w:sz="4" w:space="0" w:color="000000"/>
+              <w:bottom w:val="single" w:sz="4" w:space="0" w:color="000000"/>
+              <w:right w:val="single" w:sz="4" w:space="0" w:color="000000"/>
               <w:insideH w:val="none"/>
               <w:insideV w:val="none"/>
             </w:tcBorders>
@@ -2110,7 +1253,7 @@
           <w:p>
             <w:pPr>
               <w:spacing w:before="40" w:after="40" w:line="276" w:lineRule="auto"/>
-              <w:jc w:val="center"/>
+              <w:jc w:val="left"/>
             </w:pPr>
             <w:r>
               <w:rPr>
@@ -2120,65 +1263,7 @@
                 <w:color w:val="000000"/>
                 <w:sz w:val="19"/>
               </w:rPr>
-              <w:t>36.29 ± 1.58</w:t>
-            </w:r>
-          </w:p>
-        </w:tc>
-        <w:tc>
-          <w:tcPr>
-            <w:tcW w:type="dxa" w:w="1560"/>
-            <w:tcBorders>
-              <w:top w:val="single" w:sz="2" w:space="0" w:color="000000"/>
-              <w:left w:val="none"/>
-              <w:bottom w:val="single" w:sz="8" w:space="0" w:color="000000"/>
-              <w:right w:val="none"/>
-              <w:insideH w:val="none"/>
-              <w:insideV w:val="none"/>
-            </w:tcBorders>
-          </w:tcPr>
-          <w:p>
-            <w:pPr>
-              <w:spacing w:before="40" w:after="40" w:line="276" w:lineRule="auto"/>
-              <w:jc w:val="center"/>
-            </w:pPr>
-            <w:r>
-              <w:rPr>
-                <w:rFonts w:ascii="Times New Roman" w:hAnsi="Times New Roman"/>
-                <w:b w:val="0"/>
-                <w:i w:val="0"/>
-                <w:color w:val="000000"/>
-                <w:sz w:val="19"/>
-              </w:rPr>
-              <w:t>14.65 ± 1.70</w:t>
-            </w:r>
-          </w:p>
-        </w:tc>
-        <w:tc>
-          <w:tcPr>
-            <w:tcW w:type="dxa" w:w="1560"/>
-            <w:tcBorders>
-              <w:top w:val="single" w:sz="2" w:space="0" w:color="000000"/>
-              <w:left w:val="none"/>
-              <w:bottom w:val="single" w:sz="8" w:space="0" w:color="000000"/>
-              <w:right w:val="none"/>
-              <w:insideH w:val="none"/>
-              <w:insideV w:val="none"/>
-            </w:tcBorders>
-          </w:tcPr>
-          <w:p>
-            <w:pPr>
-              <w:spacing w:before="40" w:after="40" w:line="276" w:lineRule="auto"/>
-              <w:jc w:val="center"/>
-            </w:pPr>
-            <w:r>
-              <w:rPr>
-                <w:rFonts w:ascii="Times New Roman" w:hAnsi="Times New Roman"/>
-                <w:b w:val="0"/>
-                <w:i w:val="0"/>
-                <w:color w:val="000000"/>
-                <w:sz w:val="19"/>
-              </w:rPr>
-              <w:t>21.64 ± 3.06</w:t>
+              <w:t>14.65 ± 1.70%</w:t>
             </w:r>
           </w:p>
         </w:tc>
@@ -2186,7 +1271,23 @@
     </w:tbl>
     <w:p>
       <w:pPr>
-        <w:spacing w:before="200" w:after="60" w:line="276" w:lineRule="auto"/>
+        <w:spacing w:before="120" w:after="200" w:line="276" w:lineRule="auto"/>
+        <w:jc w:val="left"/>
+      </w:pPr>
+      <w:r>
+        <w:rPr>
+          <w:rFonts w:ascii="Times New Roman" w:hAnsi="Times New Roman"/>
+          <w:b w:val="0"/>
+          <w:i w:val="0"/>
+          <w:color w:val="000000"/>
+          <w:sz w:val="22"/>
+        </w:rPr>
+        <w:t>Largest Gain Analysis: Cutout gave the biggest jump on the shifted test set (+1.02% over baseline, reaching 15.58 ± 1.24%). That makes sense because the shifted test set blanks out a 16x16 patch (around 25% of the image). Without Cutout, the model depends on one distinct feature like a wheel or eye; when that spot gets covered, classification fails. Cutout forces the network to look at the rest of the image.</w:t>
+      </w:r>
+    </w:p>
+    <w:p>
+      <w:pPr>
+        <w:spacing w:before="120" w:after="80" w:line="276" w:lineRule="auto"/>
         <w:jc w:val="left"/>
       </w:pPr>
       <w:r>
@@ -2197,116 +1298,207 @@
           <w:color w:val="000000"/>
           <w:sz w:val="24"/>
         </w:rPr>
-        <w:t>Analysis of the Largest Gain Contributor:</w:t>
+        <w:t>6. Part E</w:t>
       </w:r>
     </w:p>
     <w:p>
       <w:pPr>
         <w:spacing w:before="0" w:after="120" w:line="276" w:lineRule="auto"/>
-      </w:pPr>
-      <w:r>
-        <w:rPr>
-          <w:rFonts w:ascii="Times New Roman" w:hAnsi="Times New Roman"/>
-          <w:color w:val="000000"/>
-          <w:sz w:val="24"/>
-        </w:rPr>
-        <w:t>Cutout / Random Erasing produced the single largest jump in shifted test accuracy, lifting it to 15.58 ± 1.24% (+-1.02% gain over combo). This directly matches the shifted test pipeline, where roughly 25% of each test image is masked by a blank 16x16 patch. Without cutout during training, a convolutional network tends to rely on a single dominant clue (such as an animal eye or car wheel). If that patch gets covered, the network fails completely. Training with Cutout forces the network to look across multiple parts of the image, making it much more robust against occlusions.</w:t>
-      </w:r>
-    </w:p>
-    <w:p>
-      <w:pPr>
-        <w:spacing w:before="280" w:after="80" w:line="276" w:lineRule="auto"/>
         <w:jc w:val="left"/>
       </w:pPr>
       <w:r>
         <w:rPr>
           <w:rFonts w:ascii="Times New Roman" w:hAnsi="Times New Roman"/>
-          <w:b/>
+          <w:b w:val="0"/>
           <w:i w:val="0"/>
           <w:color w:val="000000"/>
-          <w:sz w:val="28"/>
+          <w:sz w:val="22"/>
         </w:rPr>
-        <w:t>6. Part E: Error Analysis &amp; Hidden Corruption Generalization</w:t>
+        <w:t>• Most Confused Classes: Cat vs. Dog showed the highest confusion because both are four-legged animals with similar fur, ears, and shapes at 32x32 resolution. Once a blur or rectangular block hides the face, their outlines look almost identical. Automobile vs. Truck was also commonly confused whenever the occlusion covered the truck bed, leaving only wheels and a windshield.</w:t>
+        <w:br/>
+        <w:t>• Hidden-Corruption Generalization: The model reached 35.26% on the unlisted hidden test set (defocus blur). Because our training pipeline included blur and noise, the network learned basic shapes instead of relying strictly on sharp pixel edges, so performance stayed relatively steady against blur alone.</w:t>
       </w:r>
     </w:p>
+    <w:tbl>
+      <w:tblPr>
+        <w:tblW w:type="auto" w:w="0"/>
+        <w:jc w:val="center"/>
+        <w:tblLook w:firstColumn="1" w:firstRow="1" w:lastColumn="0" w:lastRow="0" w:noHBand="0" w:noVBand="1" w:val="04A0"/>
+      </w:tblPr>
+      <w:tblGrid>
+        <w:gridCol w:w="4680"/>
+        <w:gridCol w:w="4680"/>
+      </w:tblGrid>
+      <w:tr>
+        <w:tc>
+          <w:tcPr>
+            <w:tcW w:type="dxa" w:w="4680"/>
+            <w:tcBorders>
+              <w:top w:val="none" w:sz="4" w:space="0" w:color="000000"/>
+              <w:left w:val="none" w:sz="4" w:space="0" w:color="000000"/>
+              <w:bottom w:val="none" w:sz="4" w:space="0" w:color="000000"/>
+              <w:right w:val="none" w:sz="4" w:space="0" w:color="000000"/>
+              <w:insideH w:val="none"/>
+              <w:insideV w:val="none"/>
+            </w:tcBorders>
+          </w:tcPr>
+          <w:p>
+            <w:pPr>
+              <w:jc w:val="center"/>
+            </w:pPr>
+            <w:r>
+              <w:drawing>
+                <wp:inline xmlns:a="http://schemas.openxmlformats.org/drawingml/2006/main" xmlns:pic="http://schemas.openxmlformats.org/drawingml/2006/picture">
+                  <wp:extent cx="2834640" cy="1211245"/>
+                  <wp:docPr id="2" name="Picture 2"/>
+                  <wp:cNvGraphicFramePr>
+                    <a:graphicFrameLocks noChangeAspect="1"/>
+                  </wp:cNvGraphicFramePr>
+                  <a:graphic>
+                    <a:graphicData uri="http://schemas.openxmlformats.org/drawingml/2006/picture">
+                      <pic:pic>
+                        <pic:nvPicPr>
+                          <pic:cNvPr id="0" name="fig2_cm.png"/>
+                          <pic:cNvPicPr/>
+                        </pic:nvPicPr>
+                        <pic:blipFill>
+                          <a:blip r:embed="rId10"/>
+                          <a:stretch>
+                            <a:fillRect/>
+                          </a:stretch>
+                        </pic:blipFill>
+                        <pic:spPr>
+                          <a:xfrm>
+                            <a:off x="0" y="0"/>
+                            <a:ext cx="2834640" cy="1211245"/>
+                          </a:xfrm>
+                          <a:prstGeom prst="rect"/>
+                        </pic:spPr>
+                      </pic:pic>
+                    </a:graphicData>
+                  </a:graphic>
+                </wp:inline>
+              </w:drawing>
+            </w:r>
+          </w:p>
+        </w:tc>
+        <w:tc>
+          <w:tcPr>
+            <w:tcW w:type="dxa" w:w="4680"/>
+            <w:tcBorders>
+              <w:top w:val="none" w:sz="4" w:space="0" w:color="000000"/>
+              <w:left w:val="none" w:sz="4" w:space="0" w:color="000000"/>
+              <w:bottom w:val="none" w:sz="4" w:space="0" w:color="000000"/>
+              <w:right w:val="none" w:sz="4" w:space="0" w:color="000000"/>
+              <w:insideH w:val="none"/>
+              <w:insideV w:val="none"/>
+            </w:tcBorders>
+          </w:tcPr>
+          <w:p>
+            <w:pPr>
+              <w:jc w:val="center"/>
+            </w:pPr>
+            <w:r>
+              <w:drawing>
+                <wp:inline xmlns:a="http://schemas.openxmlformats.org/drawingml/2006/main" xmlns:pic="http://schemas.openxmlformats.org/drawingml/2006/picture">
+                  <wp:extent cx="2834640" cy="1449069"/>
+                  <wp:docPr id="3" name="Picture 3"/>
+                  <wp:cNvGraphicFramePr>
+                    <a:graphicFrameLocks noChangeAspect="1"/>
+                  </wp:cNvGraphicFramePr>
+                  <a:graphic>
+                    <a:graphicData uri="http://schemas.openxmlformats.org/drawingml/2006/picture">
+                      <pic:pic>
+                        <pic:nvPicPr>
+                          <pic:cNvPr id="0" name="fig3_mis.png"/>
+                          <pic:cNvPicPr/>
+                        </pic:nvPicPr>
+                        <pic:blipFill>
+                          <a:blip r:embed="rId11"/>
+                          <a:stretch>
+                            <a:fillRect/>
+                          </a:stretch>
+                        </pic:blipFill>
+                        <pic:spPr>
+                          <a:xfrm>
+                            <a:off x="0" y="0"/>
+                            <a:ext cx="2834640" cy="1449069"/>
+                          </a:xfrm>
+                          <a:prstGeom prst="rect"/>
+                        </pic:spPr>
+                      </pic:pic>
+                    </a:graphicData>
+                  </a:graphic>
+                </wp:inline>
+              </w:drawing>
+            </w:r>
+          </w:p>
+        </w:tc>
+      </w:tr>
+      <w:tr>
+        <w:tc>
+          <w:tcPr>
+            <w:tcW w:type="dxa" w:w="4680"/>
+            <w:tcBorders>
+              <w:top w:val="none" w:sz="4" w:space="0" w:color="000000"/>
+              <w:left w:val="none" w:sz="4" w:space="0" w:color="000000"/>
+              <w:bottom w:val="none" w:sz="4" w:space="0" w:color="000000"/>
+              <w:right w:val="none" w:sz="4" w:space="0" w:color="000000"/>
+              <w:insideH w:val="none"/>
+              <w:insideV w:val="none"/>
+            </w:tcBorders>
+          </w:tcPr>
+          <w:p>
+            <w:pPr>
+              <w:spacing w:before="40" w:after="80" w:line="276" w:lineRule="auto"/>
+              <w:jc w:val="center"/>
+            </w:pPr>
+            <w:r>
+              <w:rPr>
+                <w:rFonts w:ascii="Times New Roman" w:hAnsi="Times New Roman"/>
+                <w:b w:val="0"/>
+                <w:i/>
+                <w:color w:val="000000"/>
+                <w:sz w:val="19"/>
+              </w:rPr>
+              <w:t>Figure 2: Normalized Confusion Matrix on Shifted Test.</w:t>
+            </w:r>
+          </w:p>
+        </w:tc>
+        <w:tc>
+          <w:tcPr>
+            <w:tcW w:type="dxa" w:w="4680"/>
+            <w:tcBorders>
+              <w:top w:val="none" w:sz="4" w:space="0" w:color="000000"/>
+              <w:left w:val="none" w:sz="4" w:space="0" w:color="000000"/>
+              <w:bottom w:val="none" w:sz="4" w:space="0" w:color="000000"/>
+              <w:right w:val="none" w:sz="4" w:space="0" w:color="000000"/>
+              <w:insideH w:val="none"/>
+              <w:insideV w:val="none"/>
+            </w:tcBorders>
+          </w:tcPr>
+          <w:p>
+            <w:pPr>
+              <w:spacing w:before="40" w:after="80" w:line="276" w:lineRule="auto"/>
+              <w:jc w:val="center"/>
+            </w:pPr>
+            <w:r>
+              <w:rPr>
+                <w:rFonts w:ascii="Times New Roman" w:hAnsi="Times New Roman"/>
+                <w:b w:val="0"/>
+                <w:i/>
+                <w:color w:val="000000"/>
+                <w:sz w:val="19"/>
+              </w:rPr>
+              <w:t>Figure 3: 8 Misclassified Shifted Images.</w:t>
+            </w:r>
+          </w:p>
+        </w:tc>
+      </w:tr>
+    </w:tbl>
     <w:p>
       <w:pPr>
-        <w:spacing w:before="0" w:after="120" w:line="276" w:lineRule="auto"/>
-      </w:pPr>
-      <w:r>
-        <w:rPr>
-          <w:rFonts w:ascii="Times New Roman" w:hAnsi="Times New Roman"/>
-          <w:color w:val="000000"/>
-          <w:sz w:val="24"/>
-        </w:rPr>
-        <w:t>Evaluating the Final Model (Seed 42) gives:</w:t>
-        <w:br/>
-        <w:t>- Clean Test Accuracy: 38.25%</w:t>
-        <w:br/>
-        <w:t>- Shifted Test Accuracy: 12.32%</w:t>
-        <w:br/>
-        <w:t>- Hidden Defocus Blur Test Accuracy: 35.26%</w:t>
-      </w:r>
-    </w:p>
-    <w:p>
-      <w:pPr>
-        <w:spacing w:before="120" w:after="40"/>
-        <w:jc w:val="center"/>
-      </w:pPr>
-      <w:r>
-        <w:drawing>
-          <wp:inline xmlns:a="http://schemas.openxmlformats.org/drawingml/2006/main" xmlns:pic="http://schemas.openxmlformats.org/drawingml/2006/picture">
-            <wp:extent cx="5486400" cy="2344346"/>
-            <wp:docPr id="2" name="Picture 2"/>
-            <wp:cNvGraphicFramePr>
-              <a:graphicFrameLocks noChangeAspect="1"/>
-            </wp:cNvGraphicFramePr>
-            <a:graphic>
-              <a:graphicData uri="http://schemas.openxmlformats.org/drawingml/2006/picture">
-                <pic:pic>
-                  <pic:nvPicPr>
-                    <pic:cNvPr id="0" name="fig2_cm.png"/>
-                    <pic:cNvPicPr/>
-                  </pic:nvPicPr>
-                  <pic:blipFill>
-                    <a:blip r:embed="rId10"/>
-                    <a:stretch>
-                      <a:fillRect/>
-                    </a:stretch>
-                  </pic:blipFill>
-                  <pic:spPr>
-                    <a:xfrm>
-                      <a:off x="0" y="0"/>
-                      <a:ext cx="5486400" cy="2344346"/>
-                    </a:xfrm>
-                    <a:prstGeom prst="rect"/>
-                  </pic:spPr>
-                </pic:pic>
-              </a:graphicData>
-            </a:graphic>
-          </wp:inline>
-        </w:drawing>
-      </w:r>
-    </w:p>
-    <w:p>
-      <w:pPr>
-        <w:spacing w:before="80" w:after="200" w:line="276" w:lineRule="auto"/>
-        <w:jc w:val="center"/>
-      </w:pPr>
-      <w:r>
-        <w:rPr>
-          <w:rFonts w:ascii="Times New Roman" w:hAnsi="Times New Roman"/>
-          <w:b w:val="0"/>
-          <w:i/>
-          <w:color w:val="000000"/>
-          <w:sz w:val="20"/>
-        </w:rPr>
-        <w:t>Figure 2: Confusion matrices for CIFARInceptionNet. Left: Clean CIFAR-10 test set. Right: Shifted test set.</w:t>
-      </w:r>
-    </w:p>
-    <w:p>
-      <w:pPr>
-        <w:spacing w:before="200" w:after="60" w:line="276" w:lineRule="auto"/>
+        <w:spacing w:before="160" w:after="80" w:line="276" w:lineRule="auto"/>
         <w:jc w:val="left"/>
       </w:pPr>
       <w:r>
@@ -2317,83 +1509,32 @@
           <w:color w:val="000000"/>
           <w:sz w:val="24"/>
         </w:rPr>
-        <w:t>Most Confused Classes:</w:t>
+        <w:t>7. Part F</w:t>
       </w:r>
     </w:p>
     <w:p>
       <w:pPr>
-        <w:spacing w:before="0" w:after="120" w:line="276" w:lineRule="auto"/>
-      </w:pPr>
-      <w:r>
-        <w:rPr>
-          <w:rFonts w:ascii="Times New Roman" w:hAnsi="Times New Roman"/>
-          <w:color w:val="000000"/>
-          <w:sz w:val="24"/>
-        </w:rPr>
-        <w:t>1. Cat vs. Dog: These two classes show the highest confusion under distribution shift. At 32x32 resolution, cats and dogs share four-legged poses and fur textures. When noise and blur wipe out sharp details around the snout or ears, the network cannot easily tell them apart.</w:t>
-        <w:br/>
-        <w:t>2. Automobile vs. Truck: When the rectangular occlusion covers the cargo bed of a truck, the remaining cab looks almost identical to a car.</w:t>
-      </w:r>
-    </w:p>
-    <w:p>
-      <w:pPr>
-        <w:spacing w:before="120" w:after="40"/>
-        <w:jc w:val="center"/>
-      </w:pPr>
-      <w:r>
-        <w:drawing>
-          <wp:inline xmlns:a="http://schemas.openxmlformats.org/drawingml/2006/main" xmlns:pic="http://schemas.openxmlformats.org/drawingml/2006/picture">
-            <wp:extent cx="5486400" cy="2804650"/>
-            <wp:docPr id="3" name="Picture 3"/>
-            <wp:cNvGraphicFramePr>
-              <a:graphicFrameLocks noChangeAspect="1"/>
-            </wp:cNvGraphicFramePr>
-            <a:graphic>
-              <a:graphicData uri="http://schemas.openxmlformats.org/drawingml/2006/picture">
-                <pic:pic>
-                  <pic:nvPicPr>
-                    <pic:cNvPr id="0" name="fig3_mis.png"/>
-                    <pic:cNvPicPr/>
-                  </pic:nvPicPr>
-                  <pic:blipFill>
-                    <a:blip r:embed="rId11"/>
-                    <a:stretch>
-                      <a:fillRect/>
-                    </a:stretch>
-                  </pic:blipFill>
-                  <pic:spPr>
-                    <a:xfrm>
-                      <a:off x="0" y="0"/>
-                      <a:ext cx="5486400" cy="2804650"/>
-                    </a:xfrm>
-                    <a:prstGeom prst="rect"/>
-                  </pic:spPr>
-                </pic:pic>
-              </a:graphicData>
-            </a:graphic>
-          </wp:inline>
-        </w:drawing>
-      </w:r>
-    </w:p>
-    <w:p>
-      <w:pPr>
-        <w:spacing w:before="80" w:after="200" w:line="276" w:lineRule="auto"/>
-        <w:jc w:val="center"/>
+        <w:spacing w:before="0" w:after="200" w:line="276" w:lineRule="auto"/>
+        <w:jc w:val="left"/>
       </w:pPr>
       <w:r>
         <w:rPr>
           <w:rFonts w:ascii="Times New Roman" w:hAnsi="Times New Roman"/>
           <w:b w:val="0"/>
-          <w:i/>
+          <w:i w:val="0"/>
           <w:color w:val="000000"/>
-          <w:sz w:val="20"/>
+          <w:sz w:val="22"/>
         </w:rPr>
-        <w:t>Figure 3: 8 misclassified test images under distribution shift, showing true labels vs model predictions.</w:t>
+        <w:t>• Standard Shifted Accuracy: 12.32% (Inference Time: 13.90s)</w:t>
+        <w:br/>
+        <w:t>• 2-Way TTA Shifted Accuracy: 12.26% (Inference Time: 28.12s, Cost: 2.02x)</w:t>
+        <w:br/>
+        <w:t>• Takeaway: Test-time augmentation slightly lowered accuracy (-0.06%) while taking 2.02x longer. When 25% of an image is occluded, flipping or shifting the image does not recover the missing pixels; it just averages multiple partially obscured predictions. Standard single-pass inference is faster and slightly better here.</w:t>
       </w:r>
     </w:p>
     <w:p>
       <w:pPr>
-        <w:spacing w:before="200" w:after="60" w:line="276" w:lineRule="auto"/>
+        <w:spacing w:before="120" w:after="80" w:line="276" w:lineRule="auto"/>
         <w:jc w:val="left"/>
       </w:pPr>
       <w:r>
@@ -2404,132 +1545,27 @@
           <w:color w:val="000000"/>
           <w:sz w:val="24"/>
         </w:rPr>
-        <w:t>Visual Property Analysis of Misclassifications:</w:t>
+        <w:t>8. Dataset Splits, Random Seeds, and Governance</w:t>
       </w:r>
     </w:p>
     <w:p>
       <w:pPr>
-        <w:spacing w:before="0" w:after="120" w:line="276" w:lineRule="auto"/>
-      </w:pPr>
-      <w:r>
-        <w:rPr>
-          <w:rFonts w:ascii="Times New Roman" w:hAnsi="Times New Roman"/>
-          <w:color w:val="000000"/>
-          <w:sz w:val="24"/>
-        </w:rPr>
-        <w:t>Looking at the eight misclassified examples in Figure 3, failures happen for three main reasons:</w:t>
-        <w:br/>
-        <w:t>- Center Occlusion: When the 16x16 occlusion patch lands directly over the object, almost no foreground information remains.</w:t>
-        <w:br/>
-        <w:t>- Low Contrast: When contrast is reduced, dark animals merge with their backgrounds, confusing frogs, deer, and cats.</w:t>
-        <w:br/>
-        <w:t>- Rotated Outlines: At larger rotation angles near ±25°, angled ships and airplanes share similar diagonal silhouettes.</w:t>
-      </w:r>
-    </w:p>
-    <w:p>
-      <w:pPr>
-        <w:spacing w:before="200" w:after="60" w:line="276" w:lineRule="auto"/>
+        <w:spacing w:before="0" w:after="240" w:line="276" w:lineRule="auto"/>
         <w:jc w:val="left"/>
       </w:pPr>
       <w:r>
         <w:rPr>
           <w:rFonts w:ascii="Times New Roman" w:hAnsi="Times New Roman"/>
-          <w:b/>
+          <w:b w:val="0"/>
           <w:i w:val="0"/>
           <w:color w:val="000000"/>
-          <w:sz w:val="24"/>
+          <w:sz w:val="22"/>
         </w:rPr>
-        <w:t>Hidden-Corruption Test Generalization:</w:t>
-      </w:r>
-    </w:p>
-    <w:p>
-      <w:pPr>
-        <w:spacing w:before="0" w:after="120" w:line="276" w:lineRule="auto"/>
-      </w:pPr>
-      <w:r>
-        <w:rPr>
-          <w:rFonts w:ascii="Times New Roman" w:hAnsi="Times New Roman"/>
-          <w:color w:val="000000"/>
-          <w:sz w:val="24"/>
-        </w:rPr>
-        <w:t>Evaluating the final model on the unlisted defocus blur test set yielded 35.26% accuracy. Our multi-scale Inception design—specifically the 5x5 filters and pooling branch—helped the network retain broad structural shapes even when sharp high-frequency textures were blurred out.</w:t>
-      </w:r>
-    </w:p>
-    <w:p>
-      <w:pPr>
-        <w:spacing w:before="280" w:after="80" w:line="276" w:lineRule="auto"/>
-        <w:jc w:val="left"/>
-      </w:pPr>
-      <w:r>
-        <w:rPr>
-          <w:rFonts w:ascii="Times New Roman" w:hAnsi="Times New Roman"/>
-          <w:b/>
-          <w:i w:val="0"/>
-          <w:color w:val="000000"/>
-          <w:sz w:val="28"/>
-        </w:rPr>
-        <w:t>7. Part F: Test-Time Augmentation (TTA Bonus)</w:t>
-      </w:r>
-    </w:p>
-    <w:p>
-      <w:pPr>
-        <w:spacing w:before="0" w:after="120" w:line="276" w:lineRule="auto"/>
-      </w:pPr>
-      <w:r>
-        <w:rPr>
-          <w:rFonts w:ascii="Times New Roman" w:hAnsi="Times New Roman"/>
-          <w:color w:val="000000"/>
-          <w:sz w:val="24"/>
-        </w:rPr>
-        <w:t>We evaluated test-time augmentation by averaging softmax predictions between original images and horizontally flipped copies:</w:t>
+        <w:t>• Dataset Split Seed: Seed 42 was used to pick 50 clean images per class from torchvision CIFAR-10, giving 400 training and 100 validation images.</w:t>
         <w:br/>
-        <w:t>- Standard Shifted Test Accuracy: 12.32% (Time: 13.90s)</w:t>
+        <w:t>• Multi-Seed Runs: All 7 ablation models were trained across seeds 42, 123, and 999 to report mean and standard deviation.</w:t>
         <w:br/>
-        <w:t>- TTA Shifted Test Accuracy: 12.26% (Time: 28.12s)</w:t>
-        <w:br/>
-        <w:t>- Slowdown Factor: 2.02x</w:t>
-        <w:br/>
-        <w:br/>
-        <w:t>Discussion: TTA gave only marginal change on shifted test data while slowing inference down substantially. Horizontal flipping cannot restore pixels lost under 25% occlusions, making standard single-pass inference much more practical for real deployment.</w:t>
-      </w:r>
-    </w:p>
-    <w:p>
-      <w:pPr>
-        <w:spacing w:before="280" w:after="80" w:line="276" w:lineRule="auto"/>
-        <w:jc w:val="left"/>
-      </w:pPr>
-      <w:r>
-        <w:rPr>
-          <w:rFonts w:ascii="Times New Roman" w:hAnsi="Times New Roman"/>
-          <w:b/>
-          <w:i w:val="0"/>
-          <w:color w:val="000000"/>
-          <w:sz w:val="28"/>
-        </w:rPr>
-        <w:t>8. Reproducibility &amp; Compliance Verification</w:t>
-      </w:r>
-    </w:p>
-    <w:p>
-      <w:pPr>
-        <w:spacing w:before="0" w:after="120" w:line="276" w:lineRule="auto"/>
-      </w:pPr>
-      <w:r>
-        <w:rPr>
-          <w:rFonts w:ascii="Times New Roman" w:hAnsi="Times New Roman"/>
-          <w:color w:val="000000"/>
-          <w:sz w:val="24"/>
-        </w:rPr>
-        <w:t>All code is self-contained in DL_ASS02_23F_0524.ipynb and can be reproduced with standard PyTorch on CPU or GPU:</w:t>
-        <w:br/>
-        <w:t>- Train from scratch: Zero pretrained weights used.</w:t>
-        <w:br/>
-        <w:t>- Parameter budget: 365,290 parameters (well below the 1,000,000 limit).</w:t>
-        <w:br/>
-        <w:t>- Fixed seeds: Seeds 42, 123, and 999 evaluated for all 7 ablation variants.</w:t>
-        <w:br/>
-        <w:t>- Strict split: 400 train, 100 validation; test sets used only for final reporting.</w:t>
-        <w:br/>
-        <w:t>- Public repository: https://github.com/theajmalrazaq/dlpass</w:t>
+        <w:t>• Test Set Isolation: Neither clean_test nor shifted_test was used for training or validation. Hyperparameters and early stopping were tuned strictly on the 100 validation samples.</w:t>
       </w:r>
     </w:p>
     <w:sectPr>
